--- a/documentation/deployment/Deployment roadmap render.docx
+++ b/documentation/deployment/Deployment roadmap render.docx
@@ -57,8 +57,216 @@
         </w:drawing>
       </w:r>
     </w:p>
+    <w:p>
+      <w:pPr>
+        <w:rPr>
+          <w:rStyle w:val="font-semibold"/>
+        </w:rPr>
+      </w:pPr>
+      <w:proofErr w:type="gramStart"/>
+      <w:r>
+        <w:rPr>
+          <w:rStyle w:val="font-semibold"/>
+        </w:rPr>
+        <w:t>NOTE :</w:t>
+      </w:r>
+      <w:proofErr w:type="gramEnd"/>
+      <w:r>
+        <w:rPr>
+          <w:rStyle w:val="font-semibold"/>
+        </w:rPr>
+        <w:t xml:space="preserve"> </w:t>
+      </w:r>
+      <w:r>
+        <w:rPr>
+          <w:rStyle w:val="font-semibold"/>
+        </w:rPr>
+        <w:t xml:space="preserve">put all the </w:t>
+      </w:r>
+      <w:proofErr w:type="spellStart"/>
+      <w:r>
+        <w:rPr>
+          <w:rStyle w:val="font-semibold"/>
+        </w:rPr>
+        <w:t>supabase</w:t>
+      </w:r>
+      <w:proofErr w:type="spellEnd"/>
+      <w:r>
+        <w:rPr>
+          <w:rStyle w:val="font-semibold"/>
+        </w:rPr>
+        <w:t xml:space="preserve"> credentials in </w:t>
+      </w:r>
+      <w:r>
+        <w:t>application-</w:t>
+      </w:r>
+      <w:proofErr w:type="spellStart"/>
+      <w:r>
+        <w:t>local.properties</w:t>
+      </w:r>
+      <w:proofErr w:type="spellEnd"/>
+      <w:r>
+        <w:t xml:space="preserve"> and add it to the .</w:t>
+      </w:r>
+      <w:proofErr w:type="spellStart"/>
+      <w:r>
+        <w:t>gitnore</w:t>
+      </w:r>
+      <w:proofErr w:type="spellEnd"/>
+      <w:r>
+        <w:t xml:space="preserve"> file so that it is not pushed coz </w:t>
+      </w:r>
+      <w:r>
+        <w:t>git will not allow to push files containing secrets</w:t>
+      </w:r>
+    </w:p>
     <w:p/>
     <w:p/>
+    <w:p>
+      <w:proofErr w:type="gramStart"/>
+      <w:r>
+        <w:t>.</w:t>
+      </w:r>
+      <w:proofErr w:type="spellStart"/>
+      <w:r>
+        <w:t>Gitignore</w:t>
+      </w:r>
+      <w:proofErr w:type="spellEnd"/>
+      <w:proofErr w:type="gramEnd"/>
+    </w:p>
+    <w:p>
+      <w:r>
+        <w:t>HELP.md</w:t>
+      </w:r>
+    </w:p>
+    <w:p>
+      <w:r>
+        <w:t>target/</w:t>
+      </w:r>
+    </w:p>
+    <w:p>
+      <w:r>
+        <w:t>.</w:t>
+      </w:r>
+      <w:proofErr w:type="spellStart"/>
+      <w:r>
+        <w:t>mvn</w:t>
+      </w:r>
+      <w:proofErr w:type="spellEnd"/>
+      <w:r>
+        <w:t>/wrapper/maven-wrapper.jar</w:t>
+      </w:r>
+    </w:p>
+    <w:p>
+      <w:proofErr w:type="gramStart"/>
+      <w:r>
+        <w:t>!*</w:t>
+      </w:r>
+      <w:proofErr w:type="gramEnd"/>
+      <w:r>
+        <w:t>*/</w:t>
+      </w:r>
+      <w:proofErr w:type="spellStart"/>
+      <w:r>
+        <w:t>src</w:t>
+      </w:r>
+      <w:proofErr w:type="spellEnd"/>
+      <w:r>
+        <w:t>/main/**/target/</w:t>
+      </w:r>
+    </w:p>
+    <w:p>
+      <w:proofErr w:type="gramStart"/>
+      <w:r>
+        <w:t>!*</w:t>
+      </w:r>
+      <w:proofErr w:type="gramEnd"/>
+      <w:r>
+        <w:t>*/</w:t>
+      </w:r>
+      <w:proofErr w:type="spellStart"/>
+      <w:r>
+        <w:t>src</w:t>
+      </w:r>
+      <w:proofErr w:type="spellEnd"/>
+      <w:r>
+        <w:t>/test/**/target/</w:t>
+      </w:r>
+    </w:p>
+    <w:p/>
+    <w:p>
+      <w:r>
+        <w:t># Ignore local environment properties with secrets</w:t>
+      </w:r>
+    </w:p>
+    <w:p>
+      <w:r>
+        <w:t>**/application-</w:t>
+      </w:r>
+      <w:proofErr w:type="spellStart"/>
+      <w:proofErr w:type="gramStart"/>
+      <w:r>
+        <w:t>local.properties</w:t>
+      </w:r>
+      <w:proofErr w:type="spellEnd"/>
+      <w:proofErr w:type="gramEnd"/>
+    </w:p>
+    <w:p>
+      <w:r>
+        <w:t>application-</w:t>
+      </w:r>
+      <w:proofErr w:type="spellStart"/>
+      <w:proofErr w:type="gramStart"/>
+      <w:r>
+        <w:t>local.properties</w:t>
+      </w:r>
+      <w:proofErr w:type="spellEnd"/>
+      <w:proofErr w:type="gramEnd"/>
+    </w:p>
+    <w:p>
+      <w:r>
+        <w:t>**/application-</w:t>
+      </w:r>
+      <w:proofErr w:type="gramStart"/>
+      <w:r>
+        <w:t>*.properties</w:t>
+      </w:r>
+      <w:proofErr w:type="gramEnd"/>
+    </w:p>
+    <w:p/>
+    <w:p>
+      <w:r>
+        <w:t>application-</w:t>
+      </w:r>
+      <w:proofErr w:type="spellStart"/>
+      <w:proofErr w:type="gramStart"/>
+      <w:r>
+        <w:t>local.properties</w:t>
+      </w:r>
+      <w:proofErr w:type="spellEnd"/>
+      <w:proofErr w:type="gramEnd"/>
+    </w:p>
+    <w:p>
+      <w:pPr>
+        <w:rPr>
+          <w:rStyle w:val="font-semibold"/>
+        </w:rPr>
+      </w:pPr>
+    </w:p>
+    <w:p>
+      <w:pPr>
+        <w:rPr>
+          <w:rStyle w:val="font-semibold"/>
+        </w:rPr>
+      </w:pPr>
+    </w:p>
+    <w:p>
+      <w:pPr>
+        <w:rPr>
+          <w:rStyle w:val="font-semibold"/>
+        </w:rPr>
+      </w:pPr>
+    </w:p>
     <w:p>
       <w:pPr>
         <w:rPr>
@@ -1164,6 +1372,7 @@
           <w:sz w:val="18"/>
           <w:szCs w:val="18"/>
         </w:rPr>
+        <w:lastRenderedPageBreak/>
         <w:t>NOTE :</w:t>
       </w:r>
       <w:proofErr w:type="gramEnd"/>
@@ -1525,7 +1734,6 @@
           <w:szCs w:val="24"/>
           <w:lang w:eastAsia="en-IN"/>
         </w:rPr>
-        <w:lastRenderedPageBreak/>
         <w:t>How to activate the </w:t>
       </w:r>
       <w:r>
@@ -1831,6 +2039,7 @@
         <w:rPr>
           <w:noProof/>
         </w:rPr>
+        <w:lastRenderedPageBreak/>
         <w:drawing>
           <wp:inline distT="0" distB="0" distL="0" distR="0" wp14:anchorId="05D58DC9" wp14:editId="6CAD1A07">
             <wp:extent cx="5705475" cy="5000625"/>
@@ -3969,7 +4178,6 @@
           <w:szCs w:val="16"/>
           <w:lang w:eastAsia="en-IN"/>
         </w:rPr>
-        <w:lastRenderedPageBreak/>
         <w:t xml:space="preserve">        </w:t>
       </w:r>
       <w:r>
@@ -4201,10 +4409,7 @@
     <w:p/>
     <w:p>
       <w:r>
-        <w:t>After build has passed, y</w:t>
-      </w:r>
-      <w:r>
-        <w:t>our Spring Boot application is now successfully built and packaged into a Docker image, hosted on </w:t>
+        <w:t>After build has passed, your Spring Boot application is now successfully built and packaged into a Docker image, hosted on </w:t>
       </w:r>
       <w:r>
         <w:rPr>
@@ -4262,10 +4467,7 @@
       </w:r>
       <w:proofErr w:type="gramEnd"/>
       <w:r>
-        <w:t xml:space="preserve">  </w:t>
-      </w:r>
-      <w:r>
-        <w:t xml:space="preserve"> Make your Docker Package Public on GitHub (So Render can pull it)</w:t>
+        <w:t xml:space="preserve">   Make your Docker Package Public on GitHub (So Render can pull it)</w:t>
       </w:r>
     </w:p>
     <w:p/>
@@ -4275,6 +4477,7 @@
         <w:pStyle w:val="ui-markdownparagraph"/>
       </w:pPr>
       <w:r>
+        <w:lastRenderedPageBreak/>
         <w:t>By default, packages pushed to </w:t>
       </w:r>
       <w:r>
@@ -4713,7 +4916,6 @@
           <w:szCs w:val="23"/>
           <w:lang w:eastAsia="en-IN"/>
         </w:rPr>
-        <w:lastRenderedPageBreak/>
         <w:t>Fill in the deployment options:</w:t>
       </w:r>
     </w:p>
@@ -5285,6 +5487,7 @@
                 <w:color w:val="141414"/>
                 <w:lang w:eastAsia="en-IN"/>
               </w:rPr>
+              <w:lastRenderedPageBreak/>
               <w:t>SUPABASE_URL</w:t>
             </w:r>
           </w:p>
@@ -5640,7 +5843,7 @@
           <w:lang w:eastAsia="en-IN"/>
         </w:rPr>
         <w:pict w14:anchorId="0624C85B">
-          <v:rect id="_x0000_i1027" style="width:0;height:1.5pt" o:hralign="center" o:hrstd="t" o:hr="t" fillcolor="#a0a0a0" stroked="f"/>
+          <v:rect id="_x0000_i1025" style="width:0;height:1.5pt" o:hralign="center" o:hrstd="t" o:hr="t" fillcolor="#a0a0a0" stroked="f"/>
         </w:pict>
       </w:r>
     </w:p>
@@ -5736,7 +5939,6 @@
         <w:rPr>
           <w:noProof/>
         </w:rPr>
-        <w:lastRenderedPageBreak/>
         <w:drawing>
           <wp:inline distT="0" distB="0" distL="0" distR="0" wp14:anchorId="344B5CD5" wp14:editId="1B5C632C">
             <wp:extent cx="5359400" cy="3371850"/>
@@ -5794,6 +5996,7 @@
         <w:rPr>
           <w:noProof/>
         </w:rPr>
+        <w:lastRenderedPageBreak/>
         <w:drawing>
           <wp:inline distT="0" distB="0" distL="0" distR="0" wp14:anchorId="44544A5E" wp14:editId="51A417E0">
             <wp:extent cx="5721350" cy="1962150"/>
@@ -5852,7 +6055,6 @@
         <w:rPr>
           <w:noProof/>
         </w:rPr>
-        <w:lastRenderedPageBreak/>
         <w:drawing>
           <wp:inline distT="0" distB="0" distL="0" distR="0" wp14:anchorId="6E691DC4" wp14:editId="21EF60FC">
             <wp:extent cx="5727700" cy="2940050"/>
@@ -5906,10 +6108,7 @@
     <w:p/>
     <w:p>
       <w:r>
-        <w:t xml:space="preserve">On the same page </w:t>
-      </w:r>
-      <w:r>
-        <w:t>Scroll down to the </w:t>
+        <w:t>On the same page Scroll down to the </w:t>
       </w:r>
       <w:r>
         <w:rPr>
@@ -6027,6 +6226,7 @@
         <w:rPr>
           <w:noProof/>
         </w:rPr>
+        <w:lastRenderedPageBreak/>
         <w:drawing>
           <wp:inline distT="0" distB="0" distL="0" distR="0" wp14:anchorId="3A1A86F2" wp14:editId="6B9710B2">
             <wp:extent cx="5721350" cy="2628900"/>

--- a/documentation/deployment/Deployment roadmap render.docx
+++ b/documentation/deployment/Deployment roadmap render.docx
@@ -63,58 +63,23 @@
           <w:rStyle w:val="font-semibold"/>
         </w:rPr>
       </w:pPr>
-      <w:proofErr w:type="gramStart"/>
       <w:r>
         <w:rPr>
           <w:rStyle w:val="font-semibold"/>
         </w:rPr>
-        <w:t>NOTE :</w:t>
-      </w:r>
-      <w:proofErr w:type="gramEnd"/>
+        <w:t xml:space="preserve">NOTE : </w:t>
+      </w:r>
       <w:r>
         <w:rPr>
           <w:rStyle w:val="font-semibold"/>
         </w:rPr>
-        <w:t xml:space="preserve"> </w:t>
-      </w:r>
-      <w:r>
-        <w:rPr>
-          <w:rStyle w:val="font-semibold"/>
-        </w:rPr>
-        <w:t xml:space="preserve">put all the </w:t>
-      </w:r>
-      <w:proofErr w:type="spellStart"/>
-      <w:r>
-        <w:rPr>
-          <w:rStyle w:val="font-semibold"/>
-        </w:rPr>
-        <w:t>supabase</w:t>
-      </w:r>
-      <w:proofErr w:type="spellEnd"/>
-      <w:r>
-        <w:rPr>
-          <w:rStyle w:val="font-semibold"/>
-        </w:rPr>
-        <w:t xml:space="preserve"> credentials in </w:t>
-      </w:r>
-      <w:r>
-        <w:t>application-</w:t>
-      </w:r>
-      <w:proofErr w:type="spellStart"/>
-      <w:r>
-        <w:t>local.properties</w:t>
-      </w:r>
-      <w:proofErr w:type="spellEnd"/>
-      <w:r>
-        <w:t xml:space="preserve"> and add it to the .</w:t>
-      </w:r>
-      <w:proofErr w:type="spellStart"/>
-      <w:r>
-        <w:t>gitnore</w:t>
-      </w:r>
-      <w:proofErr w:type="spellEnd"/>
-      <w:r>
-        <w:t xml:space="preserve"> file so that it is not pushed coz </w:t>
+        <w:t xml:space="preserve">put all the supabase credentials in </w:t>
+      </w:r>
+      <w:r>
+        <w:t>application-local.properties</w:t>
+      </w:r>
+      <w:r>
+        <w:t xml:space="preserve"> and add it to the .gitnore file so that it is not pushed coz </w:t>
       </w:r>
       <w:r>
         <w:t>git will not allow to push files containing secrets</w:t>
@@ -123,16 +88,9 @@
     <w:p/>
     <w:p/>
     <w:p>
-      <w:proofErr w:type="gramStart"/>
-      <w:r>
-        <w:t>.</w:t>
-      </w:r>
-      <w:proofErr w:type="spellStart"/>
-      <w:r>
-        <w:t>Gitignore</w:t>
-      </w:r>
-      <w:proofErr w:type="spellEnd"/>
-      <w:proofErr w:type="gramEnd"/>
+      <w:r>
+        <w:t>.Gitignore</w:t>
+      </w:r>
     </w:p>
     <w:p>
       <w:r>
@@ -146,51 +104,17 @@
     </w:p>
     <w:p>
       <w:r>
-        <w:t>.</w:t>
-      </w:r>
-      <w:proofErr w:type="spellStart"/>
-      <w:r>
-        <w:t>mvn</w:t>
-      </w:r>
-      <w:proofErr w:type="spellEnd"/>
-      <w:r>
-        <w:t>/wrapper/maven-wrapper.jar</w:t>
-      </w:r>
-    </w:p>
-    <w:p>
-      <w:proofErr w:type="gramStart"/>
-      <w:r>
-        <w:t>!*</w:t>
-      </w:r>
-      <w:proofErr w:type="gramEnd"/>
-      <w:r>
-        <w:t>*/</w:t>
-      </w:r>
-      <w:proofErr w:type="spellStart"/>
-      <w:r>
-        <w:t>src</w:t>
-      </w:r>
-      <w:proofErr w:type="spellEnd"/>
-      <w:r>
-        <w:t>/main/**/target/</w:t>
-      </w:r>
-    </w:p>
-    <w:p>
-      <w:proofErr w:type="gramStart"/>
-      <w:r>
-        <w:t>!*</w:t>
-      </w:r>
-      <w:proofErr w:type="gramEnd"/>
-      <w:r>
-        <w:t>*/</w:t>
-      </w:r>
-      <w:proofErr w:type="spellStart"/>
-      <w:r>
-        <w:t>src</w:t>
-      </w:r>
-      <w:proofErr w:type="spellEnd"/>
-      <w:r>
-        <w:t>/test/**/target/</w:t>
+        <w:t>.mvn/wrapper/maven-wrapper.jar</w:t>
+      </w:r>
+    </w:p>
+    <w:p>
+      <w:r>
+        <w:t>!**/src/main/**/target/</w:t>
+      </w:r>
+    </w:p>
+    <w:p>
+      <w:r>
+        <w:t>!**/src/test/**/target/</w:t>
       </w:r>
     </w:p>
     <w:p/>
@@ -201,50 +125,24 @@
     </w:p>
     <w:p>
       <w:r>
-        <w:t>**/application-</w:t>
-      </w:r>
-      <w:proofErr w:type="spellStart"/>
-      <w:proofErr w:type="gramStart"/>
-      <w:r>
-        <w:t>local.properties</w:t>
-      </w:r>
-      <w:proofErr w:type="spellEnd"/>
-      <w:proofErr w:type="gramEnd"/>
-    </w:p>
-    <w:p>
-      <w:r>
-        <w:t>application-</w:t>
-      </w:r>
-      <w:proofErr w:type="spellStart"/>
-      <w:proofErr w:type="gramStart"/>
-      <w:r>
-        <w:t>local.properties</w:t>
-      </w:r>
-      <w:proofErr w:type="spellEnd"/>
-      <w:proofErr w:type="gramEnd"/>
-    </w:p>
-    <w:p>
-      <w:r>
-        <w:t>**/application-</w:t>
-      </w:r>
-      <w:proofErr w:type="gramStart"/>
-      <w:r>
-        <w:t>*.properties</w:t>
-      </w:r>
-      <w:proofErr w:type="gramEnd"/>
+        <w:t>**/application-local.properties</w:t>
+      </w:r>
+    </w:p>
+    <w:p>
+      <w:r>
+        <w:t>application-local.properties</w:t>
+      </w:r>
+    </w:p>
+    <w:p>
+      <w:r>
+        <w:t>**/application-*.properties</w:t>
+      </w:r>
     </w:p>
     <w:p/>
     <w:p>
       <w:r>
-        <w:t>application-</w:t>
-      </w:r>
-      <w:proofErr w:type="spellStart"/>
-      <w:proofErr w:type="gramStart"/>
-      <w:r>
-        <w:t>local.properties</w:t>
-      </w:r>
-      <w:proofErr w:type="spellEnd"/>
-      <w:proofErr w:type="gramEnd"/>
+        <w:t>application-local.properties</w:t>
+      </w:r>
     </w:p>
     <w:p>
       <w:pPr>
@@ -291,18 +189,8 @@
         <w:rPr>
           <w:rStyle w:val="font-semibold"/>
         </w:rPr>
-        <w:t>Application-</w:t>
-      </w:r>
-      <w:proofErr w:type="spellStart"/>
-      <w:proofErr w:type="gramStart"/>
-      <w:r>
-        <w:rPr>
-          <w:rStyle w:val="font-semibold"/>
-        </w:rPr>
-        <w:t>local.properties</w:t>
-      </w:r>
-      <w:proofErr w:type="spellEnd"/>
-      <w:proofErr w:type="gramEnd"/>
+        <w:t>Application-local.properties</w:t>
+      </w:r>
     </w:p>
     <w:p>
       <w:pPr>
@@ -338,7 +226,6 @@
         </w:rPr>
         <w:t xml:space="preserve"># PostgreSQL via </w:t>
       </w:r>
-      <w:proofErr w:type="spellStart"/>
       <w:r>
         <w:rPr>
           <w:rFonts w:ascii="Consolas" w:hAnsi="Consolas"/>
@@ -349,7 +236,6 @@
         </w:rPr>
         <w:t>Supabase</w:t>
       </w:r>
-      <w:proofErr w:type="spellEnd"/>
       <w:r>
         <w:rPr>
           <w:rFonts w:ascii="Consolas" w:hAnsi="Consolas"/>
@@ -422,27 +308,14 @@
           <w:szCs w:val="18"/>
         </w:rPr>
       </w:pPr>
-      <w:proofErr w:type="spellStart"/>
-      <w:proofErr w:type="gramStart"/>
-      <w:r>
-        <w:rPr>
-          <w:rFonts w:ascii="Consolas" w:hAnsi="Consolas"/>
-          <w:color w:val="000000"/>
-          <w:sz w:val="18"/>
-          <w:szCs w:val="18"/>
-        </w:rPr>
-        <w:t>server.port</w:t>
-      </w:r>
-      <w:proofErr w:type="spellEnd"/>
-      <w:proofErr w:type="gramEnd"/>
-      <w:r>
-        <w:rPr>
-          <w:rFonts w:ascii="Consolas" w:hAnsi="Consolas"/>
-          <w:color w:val="000000"/>
-          <w:sz w:val="18"/>
-          <w:szCs w:val="18"/>
-        </w:rPr>
-        <w:t>=</w:t>
+      <w:r>
+        <w:rPr>
+          <w:rFonts w:ascii="Consolas" w:hAnsi="Consolas"/>
+          <w:color w:val="000000"/>
+          <w:sz w:val="18"/>
+          <w:szCs w:val="18"/>
+        </w:rPr>
+        <w:t>server.port=</w:t>
       </w:r>
       <w:r>
         <w:rPr>
@@ -479,38 +352,15 @@
           <w:szCs w:val="18"/>
         </w:rPr>
       </w:pPr>
-      <w:proofErr w:type="spellStart"/>
-      <w:proofErr w:type="gramStart"/>
-      <w:r>
-        <w:rPr>
-          <w:rFonts w:ascii="Consolas" w:hAnsi="Consolas"/>
-          <w:color w:val="000000"/>
-          <w:sz w:val="18"/>
-          <w:szCs w:val="18"/>
-        </w:rPr>
-        <w:t>spring.datasource</w:t>
-      </w:r>
-      <w:proofErr w:type="gramEnd"/>
-      <w:r>
-        <w:rPr>
-          <w:rFonts w:ascii="Consolas" w:hAnsi="Consolas"/>
-          <w:color w:val="000000"/>
-          <w:sz w:val="18"/>
-          <w:szCs w:val="18"/>
-        </w:rPr>
-        <w:t>.driver</w:t>
-      </w:r>
-      <w:proofErr w:type="spellEnd"/>
-      <w:r>
-        <w:rPr>
-          <w:rFonts w:ascii="Consolas" w:hAnsi="Consolas"/>
-          <w:color w:val="000000"/>
-          <w:sz w:val="18"/>
-          <w:szCs w:val="18"/>
-        </w:rPr>
-        <w:t>-class-name=</w:t>
-      </w:r>
-      <w:proofErr w:type="spellStart"/>
+      <w:r>
+        <w:rPr>
+          <w:rFonts w:ascii="Consolas" w:hAnsi="Consolas"/>
+          <w:color w:val="000000"/>
+          <w:sz w:val="18"/>
+          <w:szCs w:val="18"/>
+        </w:rPr>
+        <w:t>spring.datasource.driver-class-name=</w:t>
+      </w:r>
       <w:r>
         <w:rPr>
           <w:rFonts w:ascii="Consolas" w:hAnsi="Consolas"/>
@@ -520,7 +370,6 @@
         </w:rPr>
         <w:t>org.postgresql.Driver</w:t>
       </w:r>
-      <w:proofErr w:type="spellEnd"/>
     </w:p>
     <w:p>
       <w:pPr>
@@ -543,7 +392,6 @@
         </w:rPr>
         <w:t>spring.datasource.url=</w:t>
       </w:r>
-      <w:proofErr w:type="gramStart"/>
       <w:r>
         <w:rPr>
           <w:rFonts w:ascii="Consolas" w:hAnsi="Consolas"/>
@@ -639,7 +487,6 @@
         </w:rPr>
         <w:t>=require</w:t>
       </w:r>
-      <w:proofErr w:type="gramEnd"/>
     </w:p>
     <w:p>
       <w:pPr>
@@ -653,38 +500,15 @@
           <w:szCs w:val="18"/>
         </w:rPr>
       </w:pPr>
-      <w:proofErr w:type="spellStart"/>
-      <w:proofErr w:type="gramStart"/>
-      <w:r>
-        <w:rPr>
-          <w:rFonts w:ascii="Consolas" w:hAnsi="Consolas"/>
-          <w:color w:val="000000"/>
-          <w:sz w:val="18"/>
-          <w:szCs w:val="18"/>
-        </w:rPr>
-        <w:t>spring.datasource</w:t>
-      </w:r>
-      <w:proofErr w:type="gramEnd"/>
-      <w:r>
-        <w:rPr>
-          <w:rFonts w:ascii="Consolas" w:hAnsi="Consolas"/>
-          <w:color w:val="000000"/>
-          <w:sz w:val="18"/>
-          <w:szCs w:val="18"/>
-        </w:rPr>
-        <w:t>.username</w:t>
-      </w:r>
-      <w:proofErr w:type="spellEnd"/>
-      <w:r>
-        <w:rPr>
-          <w:rFonts w:ascii="Consolas" w:hAnsi="Consolas"/>
-          <w:color w:val="000000"/>
-          <w:sz w:val="18"/>
-          <w:szCs w:val="18"/>
-        </w:rPr>
-        <w:t>=</w:t>
-      </w:r>
-      <w:proofErr w:type="spellStart"/>
+      <w:r>
+        <w:rPr>
+          <w:rFonts w:ascii="Consolas" w:hAnsi="Consolas"/>
+          <w:color w:val="000000"/>
+          <w:sz w:val="18"/>
+          <w:szCs w:val="18"/>
+        </w:rPr>
+        <w:t>spring.datasource.username=</w:t>
+      </w:r>
       <w:r>
         <w:rPr>
           <w:rFonts w:ascii="Consolas" w:hAnsi="Consolas"/>
@@ -694,7 +518,6 @@
         </w:rPr>
         <w:t>postgres.ylvamnubisxnkydxkxzk</w:t>
       </w:r>
-      <w:proofErr w:type="spellEnd"/>
     </w:p>
     <w:p>
       <w:pPr>
@@ -708,36 +531,14 @@
           <w:szCs w:val="18"/>
         </w:rPr>
       </w:pPr>
-      <w:proofErr w:type="spellStart"/>
-      <w:proofErr w:type="gramStart"/>
-      <w:r>
-        <w:rPr>
-          <w:rFonts w:ascii="Consolas" w:hAnsi="Consolas"/>
-          <w:color w:val="000000"/>
-          <w:sz w:val="18"/>
-          <w:szCs w:val="18"/>
-        </w:rPr>
-        <w:t>spring.datasource</w:t>
-      </w:r>
-      <w:proofErr w:type="gramEnd"/>
-      <w:r>
-        <w:rPr>
-          <w:rFonts w:ascii="Consolas" w:hAnsi="Consolas"/>
-          <w:color w:val="000000"/>
-          <w:sz w:val="18"/>
-          <w:szCs w:val="18"/>
-        </w:rPr>
-        <w:t>.password</w:t>
-      </w:r>
-      <w:proofErr w:type="spellEnd"/>
-      <w:r>
-        <w:rPr>
-          <w:rFonts w:ascii="Consolas" w:hAnsi="Consolas"/>
-          <w:color w:val="000000"/>
-          <w:sz w:val="18"/>
-          <w:szCs w:val="18"/>
-        </w:rPr>
-        <w:t>=</w:t>
+      <w:r>
+        <w:rPr>
+          <w:rFonts w:ascii="Consolas" w:hAnsi="Consolas"/>
+          <w:color w:val="000000"/>
+          <w:sz w:val="18"/>
+          <w:szCs w:val="18"/>
+        </w:rPr>
+        <w:t>spring.datasource.password=</w:t>
       </w:r>
       <w:r>
         <w:rPr>
@@ -784,36 +585,14 @@
           <w:szCs w:val="18"/>
         </w:rPr>
       </w:pPr>
-      <w:proofErr w:type="spellStart"/>
-      <w:proofErr w:type="gramStart"/>
-      <w:r>
-        <w:rPr>
-          <w:rFonts w:ascii="Consolas" w:hAnsi="Consolas"/>
-          <w:color w:val="000000"/>
-          <w:sz w:val="18"/>
-          <w:szCs w:val="18"/>
-        </w:rPr>
-        <w:t>spring.datasource</w:t>
-      </w:r>
-      <w:proofErr w:type="gramEnd"/>
-      <w:r>
-        <w:rPr>
-          <w:rFonts w:ascii="Consolas" w:hAnsi="Consolas"/>
-          <w:color w:val="000000"/>
-          <w:sz w:val="18"/>
-          <w:szCs w:val="18"/>
-        </w:rPr>
-        <w:t>.hikari.maximum</w:t>
-      </w:r>
-      <w:proofErr w:type="spellEnd"/>
-      <w:r>
-        <w:rPr>
-          <w:rFonts w:ascii="Consolas" w:hAnsi="Consolas"/>
-          <w:color w:val="000000"/>
-          <w:sz w:val="18"/>
-          <w:szCs w:val="18"/>
-        </w:rPr>
-        <w:t>-pool-size=</w:t>
+      <w:r>
+        <w:rPr>
+          <w:rFonts w:ascii="Consolas" w:hAnsi="Consolas"/>
+          <w:color w:val="000000"/>
+          <w:sz w:val="18"/>
+          <w:szCs w:val="18"/>
+        </w:rPr>
+        <w:t>spring.datasource.hikari.maximum-pool-size=</w:t>
       </w:r>
       <w:r>
         <w:rPr>
@@ -837,36 +616,14 @@
           <w:szCs w:val="18"/>
         </w:rPr>
       </w:pPr>
-      <w:proofErr w:type="spellStart"/>
-      <w:proofErr w:type="gramStart"/>
-      <w:r>
-        <w:rPr>
-          <w:rFonts w:ascii="Consolas" w:hAnsi="Consolas"/>
-          <w:color w:val="000000"/>
-          <w:sz w:val="18"/>
-          <w:szCs w:val="18"/>
-        </w:rPr>
-        <w:t>spring.datasource</w:t>
-      </w:r>
-      <w:proofErr w:type="gramEnd"/>
-      <w:r>
-        <w:rPr>
-          <w:rFonts w:ascii="Consolas" w:hAnsi="Consolas"/>
-          <w:color w:val="000000"/>
-          <w:sz w:val="18"/>
-          <w:szCs w:val="18"/>
-        </w:rPr>
-        <w:t>.hikari.connection</w:t>
-      </w:r>
-      <w:proofErr w:type="spellEnd"/>
-      <w:r>
-        <w:rPr>
-          <w:rFonts w:ascii="Consolas" w:hAnsi="Consolas"/>
-          <w:color w:val="000000"/>
-          <w:sz w:val="18"/>
-          <w:szCs w:val="18"/>
-        </w:rPr>
-        <w:t>-timeout=</w:t>
+      <w:r>
+        <w:rPr>
+          <w:rFonts w:ascii="Consolas" w:hAnsi="Consolas"/>
+          <w:color w:val="000000"/>
+          <w:sz w:val="18"/>
+          <w:szCs w:val="18"/>
+        </w:rPr>
+        <w:t>spring.datasource.hikari.connection-timeout=</w:t>
       </w:r>
       <w:r>
         <w:rPr>
@@ -903,25 +660,14 @@
           <w:szCs w:val="18"/>
         </w:rPr>
       </w:pPr>
-      <w:proofErr w:type="gramStart"/>
-      <w:r>
-        <w:rPr>
-          <w:rFonts w:ascii="Consolas" w:hAnsi="Consolas"/>
-          <w:color w:val="000000"/>
-          <w:sz w:val="18"/>
-          <w:szCs w:val="18"/>
-        </w:rPr>
-        <w:t>spring.jpa.properties</w:t>
-      </w:r>
-      <w:proofErr w:type="gramEnd"/>
-      <w:r>
-        <w:rPr>
-          <w:rFonts w:ascii="Consolas" w:hAnsi="Consolas"/>
-          <w:color w:val="000000"/>
-          <w:sz w:val="18"/>
-          <w:szCs w:val="18"/>
-        </w:rPr>
-        <w:t>.hibernate.dialect=</w:t>
+      <w:r>
+        <w:rPr>
+          <w:rFonts w:ascii="Consolas" w:hAnsi="Consolas"/>
+          <w:color w:val="000000"/>
+          <w:sz w:val="18"/>
+          <w:szCs w:val="18"/>
+        </w:rPr>
+        <w:t>spring.jpa.properties.hibernate.dialect=</w:t>
       </w:r>
       <w:r>
         <w:rPr>
@@ -945,36 +691,14 @@
           <w:szCs w:val="18"/>
         </w:rPr>
       </w:pPr>
-      <w:proofErr w:type="spellStart"/>
-      <w:proofErr w:type="gramStart"/>
-      <w:r>
-        <w:rPr>
-          <w:rFonts w:ascii="Consolas" w:hAnsi="Consolas"/>
-          <w:color w:val="000000"/>
-          <w:sz w:val="18"/>
-          <w:szCs w:val="18"/>
-        </w:rPr>
-        <w:t>spring.jpa.properties</w:t>
-      </w:r>
-      <w:proofErr w:type="gramEnd"/>
-      <w:r>
-        <w:rPr>
-          <w:rFonts w:ascii="Consolas" w:hAnsi="Consolas"/>
-          <w:color w:val="000000"/>
-          <w:sz w:val="18"/>
-          <w:szCs w:val="18"/>
-        </w:rPr>
-        <w:t>.hibernate.format_sql</w:t>
-      </w:r>
-      <w:proofErr w:type="spellEnd"/>
-      <w:r>
-        <w:rPr>
-          <w:rFonts w:ascii="Consolas" w:hAnsi="Consolas"/>
-          <w:color w:val="000000"/>
-          <w:sz w:val="18"/>
-          <w:szCs w:val="18"/>
-        </w:rPr>
-        <w:t>=</w:t>
+      <w:r>
+        <w:rPr>
+          <w:rFonts w:ascii="Consolas" w:hAnsi="Consolas"/>
+          <w:color w:val="000000"/>
+          <w:sz w:val="18"/>
+          <w:szCs w:val="18"/>
+        </w:rPr>
+        <w:t>spring.jpa.properties.hibernate.format_sql=</w:t>
       </w:r>
       <w:r>
         <w:rPr>
@@ -998,36 +722,14 @@
           <w:szCs w:val="18"/>
         </w:rPr>
       </w:pPr>
-      <w:proofErr w:type="spellStart"/>
-      <w:proofErr w:type="gramStart"/>
-      <w:r>
-        <w:rPr>
-          <w:rFonts w:ascii="Consolas" w:hAnsi="Consolas"/>
-          <w:color w:val="000000"/>
-          <w:sz w:val="18"/>
-          <w:szCs w:val="18"/>
-        </w:rPr>
-        <w:t>spring.jpa.show</w:t>
-      </w:r>
-      <w:proofErr w:type="gramEnd"/>
-      <w:r>
-        <w:rPr>
-          <w:rFonts w:ascii="Consolas" w:hAnsi="Consolas"/>
-          <w:color w:val="000000"/>
-          <w:sz w:val="18"/>
-          <w:szCs w:val="18"/>
-        </w:rPr>
-        <w:t>-sql</w:t>
-      </w:r>
-      <w:proofErr w:type="spellEnd"/>
-      <w:r>
-        <w:rPr>
-          <w:rFonts w:ascii="Consolas" w:hAnsi="Consolas"/>
-          <w:color w:val="000000"/>
-          <w:sz w:val="18"/>
-          <w:szCs w:val="18"/>
-        </w:rPr>
-        <w:t>=</w:t>
+      <w:r>
+        <w:rPr>
+          <w:rFonts w:ascii="Consolas" w:hAnsi="Consolas"/>
+          <w:color w:val="000000"/>
+          <w:sz w:val="18"/>
+          <w:szCs w:val="18"/>
+        </w:rPr>
+        <w:t>spring.jpa.show-sql=</w:t>
       </w:r>
       <w:r>
         <w:rPr>
@@ -1051,25 +753,14 @@
           <w:szCs w:val="18"/>
         </w:rPr>
       </w:pPr>
-      <w:proofErr w:type="spellStart"/>
-      <w:r>
-        <w:rPr>
-          <w:rFonts w:ascii="Consolas" w:hAnsi="Consolas"/>
-          <w:color w:val="000000"/>
-          <w:sz w:val="18"/>
-          <w:szCs w:val="18"/>
-        </w:rPr>
-        <w:t>spring.jpa.hibernate.ddl</w:t>
-      </w:r>
-      <w:proofErr w:type="spellEnd"/>
-      <w:r>
-        <w:rPr>
-          <w:rFonts w:ascii="Consolas" w:hAnsi="Consolas"/>
-          <w:color w:val="000000"/>
-          <w:sz w:val="18"/>
-          <w:szCs w:val="18"/>
-        </w:rPr>
-        <w:t>-auto=</w:t>
+      <w:r>
+        <w:rPr>
+          <w:rFonts w:ascii="Consolas" w:hAnsi="Consolas"/>
+          <w:color w:val="000000"/>
+          <w:sz w:val="18"/>
+          <w:szCs w:val="18"/>
+        </w:rPr>
+        <w:t>spring.jpa.hibernate.ddl-auto=</w:t>
       </w:r>
       <w:r>
         <w:rPr>
@@ -1115,7 +806,6 @@
         </w:rPr>
         <w:t xml:space="preserve"># </w:t>
       </w:r>
-      <w:proofErr w:type="spellStart"/>
       <w:r>
         <w:rPr>
           <w:rFonts w:ascii="Consolas" w:hAnsi="Consolas"/>
@@ -1126,7 +816,6 @@
         </w:rPr>
         <w:t>Supabase</w:t>
       </w:r>
-      <w:proofErr w:type="spellEnd"/>
       <w:r>
         <w:rPr>
           <w:rFonts w:ascii="Consolas" w:hAnsi="Consolas"/>
@@ -1199,25 +888,14 @@
           <w:szCs w:val="18"/>
         </w:rPr>
       </w:pPr>
-      <w:proofErr w:type="gramStart"/>
-      <w:r>
-        <w:rPr>
-          <w:rFonts w:ascii="Consolas" w:hAnsi="Consolas"/>
-          <w:color w:val="000000"/>
-          <w:sz w:val="18"/>
-          <w:szCs w:val="18"/>
-        </w:rPr>
-        <w:t>supabase.publishable</w:t>
-      </w:r>
-      <w:proofErr w:type="gramEnd"/>
-      <w:r>
-        <w:rPr>
-          <w:rFonts w:ascii="Consolas" w:hAnsi="Consolas"/>
-          <w:color w:val="000000"/>
-          <w:sz w:val="18"/>
-          <w:szCs w:val="18"/>
-        </w:rPr>
-        <w:t>-key=</w:t>
+      <w:r>
+        <w:rPr>
+          <w:rFonts w:ascii="Consolas" w:hAnsi="Consolas"/>
+          <w:color w:val="000000"/>
+          <w:sz w:val="18"/>
+          <w:szCs w:val="18"/>
+        </w:rPr>
+        <w:t>supabase.publishable-key=</w:t>
       </w:r>
       <w:r>
         <w:rPr>
@@ -1241,27 +919,14 @@
           <w:szCs w:val="18"/>
         </w:rPr>
       </w:pPr>
-      <w:proofErr w:type="spellStart"/>
-      <w:proofErr w:type="gramStart"/>
-      <w:r>
-        <w:rPr>
-          <w:rFonts w:ascii="Consolas" w:hAnsi="Consolas"/>
-          <w:color w:val="000000"/>
-          <w:sz w:val="18"/>
-          <w:szCs w:val="18"/>
-        </w:rPr>
-        <w:t>supabase.secret</w:t>
-      </w:r>
-      <w:proofErr w:type="spellEnd"/>
-      <w:proofErr w:type="gramEnd"/>
-      <w:r>
-        <w:rPr>
-          <w:rFonts w:ascii="Consolas" w:hAnsi="Consolas"/>
-          <w:color w:val="000000"/>
-          <w:sz w:val="18"/>
-          <w:szCs w:val="18"/>
-        </w:rPr>
-        <w:t>-key=</w:t>
+      <w:r>
+        <w:rPr>
+          <w:rFonts w:ascii="Consolas" w:hAnsi="Consolas"/>
+          <w:color w:val="000000"/>
+          <w:sz w:val="18"/>
+          <w:szCs w:val="18"/>
+        </w:rPr>
+        <w:t>supabase.secret-key=</w:t>
       </w:r>
       <w:r>
         <w:rPr>
@@ -1285,25 +950,14 @@
           <w:szCs w:val="18"/>
         </w:rPr>
       </w:pPr>
-      <w:proofErr w:type="gramStart"/>
-      <w:r>
-        <w:rPr>
-          <w:rFonts w:ascii="Consolas" w:hAnsi="Consolas"/>
-          <w:color w:val="000000"/>
-          <w:sz w:val="18"/>
-          <w:szCs w:val="18"/>
-        </w:rPr>
-        <w:t>supabase.jwks</w:t>
-      </w:r>
-      <w:proofErr w:type="gramEnd"/>
-      <w:r>
-        <w:rPr>
-          <w:rFonts w:ascii="Consolas" w:hAnsi="Consolas"/>
-          <w:color w:val="000000"/>
-          <w:sz w:val="18"/>
-          <w:szCs w:val="18"/>
-        </w:rPr>
-        <w:t>-url=</w:t>
+      <w:r>
+        <w:rPr>
+          <w:rFonts w:ascii="Consolas" w:hAnsi="Consolas"/>
+          <w:color w:val="000000"/>
+          <w:sz w:val="18"/>
+          <w:szCs w:val="18"/>
+        </w:rPr>
+        <w:t>supabase.jwks-url=</w:t>
       </w:r>
       <w:r>
         <w:rPr>
@@ -1362,7 +1016,6 @@
           <w:bCs/>
         </w:rPr>
       </w:pPr>
-      <w:proofErr w:type="gramStart"/>
       <w:r>
         <w:rPr>
           <w:rFonts w:ascii="Consolas" w:hAnsi="Consolas"/>
@@ -1373,9 +1026,158 @@
           <w:szCs w:val="18"/>
         </w:rPr>
         <w:lastRenderedPageBreak/>
-        <w:t>NOTE :</w:t>
-      </w:r>
-      <w:proofErr w:type="gramEnd"/>
+        <w:t xml:space="preserve">NOTE : </w:t>
+      </w:r>
+      <w:r>
+        <w:rPr>
+          <w:rStyle w:val="font-semibold"/>
+          <w:b/>
+          <w:bCs/>
+        </w:rPr>
+        <w:t>No, you should NOT set </w:t>
+      </w:r>
+      <w:r>
+        <w:rPr>
+          <w:rStyle w:val="HTMLCode"/>
+          <w:b/>
+          <w:bCs/>
+        </w:rPr>
+        <w:t>spring.profiles.active=local</w:t>
+      </w:r>
+      <w:r>
+        <w:rPr>
+          <w:rStyle w:val="font-semibold"/>
+          <w:b/>
+          <w:bCs/>
+        </w:rPr>
+        <w:t> inside </w:t>
+      </w:r>
+      <w:r>
+        <w:rPr>
+          <w:rStyle w:val="ui-markdowninline-path-filename"/>
+          <w:b/>
+          <w:bCs/>
+        </w:rPr>
+        <w:t>application.properties</w:t>
+      </w:r>
+      <w:r>
+        <w:rPr>
+          <w:rStyle w:val="font-semibold"/>
+          <w:b/>
+          <w:bCs/>
+        </w:rPr>
+        <w:t>.</w:t>
+      </w:r>
+    </w:p>
+    <w:p>
+      <w:pPr>
+        <w:pStyle w:val="ui-markdownparagraph"/>
+        <w:rPr>
+          <w:b/>
+          <w:bCs/>
+        </w:rPr>
+      </w:pPr>
+      <w:r>
+        <w:rPr>
+          <w:b/>
+          <w:bCs/>
+        </w:rPr>
+        <w:t>If you put </w:t>
+      </w:r>
+      <w:r>
+        <w:rPr>
+          <w:rStyle w:val="HTMLCode"/>
+          <w:b/>
+          <w:bCs/>
+        </w:rPr>
+        <w:t>spring.profiles.active=local</w:t>
+      </w:r>
+      <w:r>
+        <w:rPr>
+          <w:b/>
+          <w:bCs/>
+        </w:rPr>
+        <w:t> in </w:t>
+      </w:r>
+      <w:r>
+        <w:rPr>
+          <w:rStyle w:val="ui-markdowninline-path-filename"/>
+          <w:b/>
+          <w:bCs/>
+        </w:rPr>
+        <w:t>application.properties</w:t>
+      </w:r>
+      <w:r>
+        <w:rPr>
+          <w:b/>
+          <w:bCs/>
+        </w:rPr>
+        <w:t>, Spring Boot will </w:t>
+      </w:r>
+      <w:r>
+        <w:rPr>
+          <w:rStyle w:val="font-semibold"/>
+          <w:b/>
+          <w:bCs/>
+        </w:rPr>
+        <w:t>always</w:t>
+      </w:r>
+      <w:r>
+        <w:rPr>
+          <w:b/>
+          <w:bCs/>
+        </w:rPr>
+        <w:t> try to look for </w:t>
+      </w:r>
+      <w:r>
+        <w:rPr>
+          <w:rStyle w:val="ui-markdowninline-path-filename"/>
+          <w:b/>
+          <w:bCs/>
+        </w:rPr>
+        <w:t>application-local.properties</w:t>
+      </w:r>
+      <w:r>
+        <w:rPr>
+          <w:b/>
+          <w:bCs/>
+        </w:rPr>
+        <w:t> everywhere—including on Render, Railway, or inside your Docker container (where </w:t>
+      </w:r>
+      <w:r>
+        <w:rPr>
+          <w:rStyle w:val="ui-markdowninline-path-filename"/>
+          <w:b/>
+          <w:bCs/>
+        </w:rPr>
+        <w:t>application-local.properties</w:t>
+      </w:r>
+      <w:r>
+        <w:rPr>
+          <w:b/>
+          <w:bCs/>
+        </w:rPr>
+        <w:t> will not exist because it is ignored by Git).</w:t>
+      </w:r>
+    </w:p>
+    <w:p>
+      <w:pPr>
+        <w:pStyle w:val="ui-markdownparagraph"/>
+        <w:rPr>
+          <w:b/>
+          <w:bCs/>
+        </w:rPr>
+      </w:pPr>
+    </w:p>
+    <w:p>
+      <w:pPr>
+        <w:pStyle w:val="ui-markdownparagraph"/>
+        <w:rPr>
+          <w:rStyle w:val="font-semibold"/>
+          <w:b/>
+          <w:bCs/>
+        </w:rPr>
+      </w:pPr>
       <w:r>
         <w:rPr>
           <w:rFonts w:ascii="Consolas" w:hAnsi="Consolas"/>
@@ -1385,7 +1187,7 @@
           <w:sz w:val="18"/>
           <w:szCs w:val="18"/>
         </w:rPr>
-        <w:t xml:space="preserve"> </w:t>
+        <w:t xml:space="preserve">NOTE : </w:t>
       </w:r>
       <w:r>
         <w:rPr>
@@ -1393,246 +1195,8 @@
           <w:b/>
           <w:bCs/>
         </w:rPr>
-        <w:t>No, you should NOT set </w:t>
-      </w:r>
-      <w:proofErr w:type="spellStart"/>
-      <w:r>
-        <w:rPr>
-          <w:rStyle w:val="HTMLCode"/>
-          <w:b/>
-          <w:bCs/>
-        </w:rPr>
-        <w:t>spring.profiles.active</w:t>
-      </w:r>
-      <w:proofErr w:type="spellEnd"/>
-      <w:r>
-        <w:rPr>
-          <w:rStyle w:val="HTMLCode"/>
-          <w:b/>
-          <w:bCs/>
-        </w:rPr>
-        <w:t>=local</w:t>
-      </w:r>
-      <w:r>
-        <w:rPr>
-          <w:rStyle w:val="font-semibold"/>
-          <w:b/>
-          <w:bCs/>
-        </w:rPr>
-        <w:t> inside </w:t>
-      </w:r>
-      <w:proofErr w:type="spellStart"/>
-      <w:r>
-        <w:rPr>
-          <w:rStyle w:val="ui-markdowninline-path-filename"/>
-          <w:b/>
-          <w:bCs/>
-        </w:rPr>
-        <w:t>application.properties</w:t>
-      </w:r>
-      <w:proofErr w:type="spellEnd"/>
-      <w:r>
-        <w:rPr>
-          <w:rStyle w:val="font-semibold"/>
-          <w:b/>
-          <w:bCs/>
-        </w:rPr>
-        <w:t>.</w:t>
-      </w:r>
-    </w:p>
-    <w:p>
-      <w:pPr>
-        <w:pStyle w:val="ui-markdownparagraph"/>
-        <w:rPr>
-          <w:b/>
-          <w:bCs/>
-        </w:rPr>
-      </w:pPr>
-      <w:r>
-        <w:rPr>
-          <w:b/>
-          <w:bCs/>
-        </w:rPr>
-        <w:t>If you put </w:t>
-      </w:r>
-      <w:proofErr w:type="spellStart"/>
-      <w:proofErr w:type="gramStart"/>
-      <w:r>
-        <w:rPr>
-          <w:rStyle w:val="HTMLCode"/>
-          <w:b/>
-          <w:bCs/>
-        </w:rPr>
-        <w:t>spring.profiles</w:t>
-      </w:r>
-      <w:proofErr w:type="gramEnd"/>
-      <w:r>
-        <w:rPr>
-          <w:rStyle w:val="HTMLCode"/>
-          <w:b/>
-          <w:bCs/>
-        </w:rPr>
-        <w:t>.active</w:t>
-      </w:r>
-      <w:proofErr w:type="spellEnd"/>
-      <w:r>
-        <w:rPr>
-          <w:rStyle w:val="HTMLCode"/>
-          <w:b/>
-          <w:bCs/>
-        </w:rPr>
-        <w:t>=local</w:t>
-      </w:r>
-      <w:r>
-        <w:rPr>
-          <w:b/>
-          <w:bCs/>
-        </w:rPr>
-        <w:t> in </w:t>
-      </w:r>
-      <w:proofErr w:type="spellStart"/>
-      <w:r>
-        <w:rPr>
-          <w:rStyle w:val="ui-markdowninline-path-filename"/>
-          <w:b/>
-          <w:bCs/>
-        </w:rPr>
-        <w:t>application.properties</w:t>
-      </w:r>
-      <w:proofErr w:type="spellEnd"/>
-      <w:r>
-        <w:rPr>
-          <w:b/>
-          <w:bCs/>
-        </w:rPr>
-        <w:t>, Spring Boot will </w:t>
-      </w:r>
-      <w:r>
-        <w:rPr>
-          <w:rStyle w:val="font-semibold"/>
-          <w:b/>
-          <w:bCs/>
-        </w:rPr>
-        <w:t>always</w:t>
-      </w:r>
-      <w:r>
-        <w:rPr>
-          <w:b/>
-          <w:bCs/>
-        </w:rPr>
-        <w:t> try to look for </w:t>
-      </w:r>
-      <w:r>
-        <w:rPr>
-          <w:rStyle w:val="ui-markdowninline-path-filename"/>
-          <w:b/>
-          <w:bCs/>
-        </w:rPr>
-        <w:t>application-</w:t>
-      </w:r>
-      <w:proofErr w:type="spellStart"/>
-      <w:r>
-        <w:rPr>
-          <w:rStyle w:val="ui-markdowninline-path-filename"/>
-          <w:b/>
-          <w:bCs/>
-        </w:rPr>
-        <w:t>local.properties</w:t>
-      </w:r>
-      <w:proofErr w:type="spellEnd"/>
-      <w:r>
-        <w:rPr>
-          <w:b/>
-          <w:bCs/>
-        </w:rPr>
-        <w:t> everywhere—including on Render, Railway, or inside your Docker container (where </w:t>
-      </w:r>
-      <w:r>
-        <w:rPr>
-          <w:rStyle w:val="ui-markdowninline-path-filename"/>
-          <w:b/>
-          <w:bCs/>
-        </w:rPr>
-        <w:t>application-</w:t>
-      </w:r>
-      <w:proofErr w:type="spellStart"/>
-      <w:r>
-        <w:rPr>
-          <w:rStyle w:val="ui-markdowninline-path-filename"/>
-          <w:b/>
-          <w:bCs/>
-        </w:rPr>
-        <w:t>local.properties</w:t>
-      </w:r>
-      <w:proofErr w:type="spellEnd"/>
-      <w:r>
-        <w:rPr>
-          <w:b/>
-          <w:bCs/>
-        </w:rPr>
-        <w:t> will not exist because it is ignored by Git).</w:t>
-      </w:r>
-    </w:p>
-    <w:p>
-      <w:pPr>
-        <w:pStyle w:val="ui-markdownparagraph"/>
-        <w:rPr>
-          <w:b/>
-          <w:bCs/>
-        </w:rPr>
-      </w:pPr>
-    </w:p>
-    <w:p>
-      <w:pPr>
-        <w:pStyle w:val="ui-markdownparagraph"/>
-        <w:rPr>
-          <w:rStyle w:val="font-semibold"/>
-          <w:b/>
-          <w:bCs/>
-        </w:rPr>
-      </w:pPr>
-      <w:proofErr w:type="gramStart"/>
-      <w:r>
-        <w:rPr>
-          <w:rFonts w:ascii="Consolas" w:hAnsi="Consolas"/>
-          <w:b/>
-          <w:bCs/>
-          <w:color w:val="2A00FF"/>
-          <w:sz w:val="18"/>
-          <w:szCs w:val="18"/>
-        </w:rPr>
-        <w:t>NOTE :</w:t>
-      </w:r>
-      <w:proofErr w:type="gramEnd"/>
-      <w:r>
-        <w:rPr>
-          <w:rFonts w:ascii="Consolas" w:hAnsi="Consolas"/>
-          <w:b/>
-          <w:bCs/>
-          <w:color w:val="2A00FF"/>
-          <w:sz w:val="18"/>
-          <w:szCs w:val="18"/>
-        </w:rPr>
-        <w:t xml:space="preserve"> </w:t>
-      </w:r>
-      <w:r>
-        <w:rPr>
-          <w:rStyle w:val="font-semibold"/>
-          <w:b/>
-          <w:bCs/>
-        </w:rPr>
-        <w:t xml:space="preserve">to run </w:t>
-      </w:r>
-      <w:proofErr w:type="spellStart"/>
-      <w:r>
-        <w:rPr>
-          <w:rStyle w:val="font-semibold"/>
-          <w:b/>
-          <w:bCs/>
-        </w:rPr>
-        <w:t>localy</w:t>
-      </w:r>
-      <w:proofErr w:type="spellEnd"/>
+        <w:t>to run localy</w:t>
+      </w:r>
     </w:p>
     <w:p>
       <w:pPr>
@@ -1652,31 +1216,7 @@
           <w:szCs w:val="18"/>
           <w:shd w:val="clear" w:color="auto" w:fill="FCFCFC"/>
         </w:rPr>
-        <w:t>-</w:t>
-      </w:r>
-      <w:proofErr w:type="spellStart"/>
-      <w:proofErr w:type="gramStart"/>
-      <w:r>
-        <w:rPr>
-          <w:rFonts w:ascii="Consolas" w:hAnsi="Consolas"/>
-          <w:color w:val="141414"/>
-          <w:sz w:val="18"/>
-          <w:szCs w:val="18"/>
-          <w:shd w:val="clear" w:color="auto" w:fill="FCFCFC"/>
-        </w:rPr>
-        <w:t>Dspring.profiles.active</w:t>
-      </w:r>
-      <w:proofErr w:type="spellEnd"/>
-      <w:proofErr w:type="gramEnd"/>
-      <w:r>
-        <w:rPr>
-          <w:rFonts w:ascii="Consolas" w:hAnsi="Consolas"/>
-          <w:color w:val="141414"/>
-          <w:sz w:val="18"/>
-          <w:szCs w:val="18"/>
-          <w:shd w:val="clear" w:color="auto" w:fill="FCFCFC"/>
-        </w:rPr>
-        <w:t>=local</w:t>
+        <w:t>-Dspring.profiles.active=local</w:t>
       </w:r>
     </w:p>
     <w:p>
@@ -1856,7 +1396,6 @@
         </w:rPr>
         <w:t>) → </w:t>
       </w:r>
-      <w:proofErr w:type="gramStart"/>
       <w:r>
         <w:rPr>
           <w:rFonts w:ascii="Courier New" w:eastAsia="Times New Roman" w:hAnsi="Courier New" w:cs="Courier New"/>
@@ -1866,7 +1405,6 @@
         </w:rPr>
         <w:t>Arguments</w:t>
       </w:r>
-      <w:proofErr w:type="gramEnd"/>
       <w:r>
         <w:rPr>
           <w:rFonts w:ascii="Times New Roman" w:eastAsia="Times New Roman" w:hAnsi="Times New Roman" w:cs="Times New Roman"/>
@@ -1912,29 +1450,7 @@
           <w:szCs w:val="20"/>
           <w:lang w:eastAsia="en-IN"/>
         </w:rPr>
-        <w:t>-</w:t>
-      </w:r>
-      <w:proofErr w:type="spellStart"/>
-      <w:proofErr w:type="gramStart"/>
-      <w:r>
-        <w:rPr>
-          <w:rFonts w:ascii="Courier New" w:eastAsia="Times New Roman" w:hAnsi="Courier New" w:cs="Courier New"/>
-          <w:sz w:val="20"/>
-          <w:szCs w:val="20"/>
-          <w:lang w:eastAsia="en-IN"/>
-        </w:rPr>
-        <w:t>Dspring.profiles.active</w:t>
-      </w:r>
-      <w:proofErr w:type="spellEnd"/>
-      <w:proofErr w:type="gramEnd"/>
-      <w:r>
-        <w:rPr>
-          <w:rFonts w:ascii="Courier New" w:eastAsia="Times New Roman" w:hAnsi="Courier New" w:cs="Courier New"/>
-          <w:sz w:val="20"/>
-          <w:szCs w:val="20"/>
-          <w:lang w:eastAsia="en-IN"/>
-        </w:rPr>
-        <w:t>=local</w:t>
+        <w:t>-Dspring.profiles.active=local</w:t>
       </w:r>
     </w:p>
     <w:p/>
@@ -1993,29 +1509,7 @@
           <w:szCs w:val="20"/>
           <w:lang w:eastAsia="en-IN"/>
         </w:rPr>
-        <w:t>java -jar -</w:t>
-      </w:r>
-      <w:proofErr w:type="spellStart"/>
-      <w:proofErr w:type="gramStart"/>
-      <w:r>
-        <w:rPr>
-          <w:rFonts w:ascii="Courier New" w:eastAsia="Times New Roman" w:hAnsi="Courier New" w:cs="Courier New"/>
-          <w:sz w:val="20"/>
-          <w:szCs w:val="20"/>
-          <w:lang w:eastAsia="en-IN"/>
-        </w:rPr>
-        <w:t>Dspring.profiles.active</w:t>
-      </w:r>
-      <w:proofErr w:type="spellEnd"/>
-      <w:proofErr w:type="gramEnd"/>
-      <w:r>
-        <w:rPr>
-          <w:rFonts w:ascii="Courier New" w:eastAsia="Times New Roman" w:hAnsi="Courier New" w:cs="Courier New"/>
-          <w:sz w:val="20"/>
-          <w:szCs w:val="20"/>
-          <w:lang w:eastAsia="en-IN"/>
-        </w:rPr>
-        <w:t>=local target/ITPJan2026Springboot-0.0.1-SNAPSHOT.jar</w:t>
+        <w:t>java -jar -Dspring.profiles.active=local target/ITPJan2026Springboot-0.0.1-SNAPSHOT.jar</w:t>
       </w:r>
     </w:p>
     <w:p>
@@ -2135,14 +1629,12 @@
           <w:rStyle w:val="font-semibold"/>
         </w:rPr>
       </w:pPr>
-      <w:proofErr w:type="spellStart"/>
       <w:r>
         <w:rPr>
           <w:rStyle w:val="font-semibold"/>
         </w:rPr>
         <w:t>DockerFile</w:t>
       </w:r>
-      <w:proofErr w:type="spellEnd"/>
     </w:p>
     <w:p>
       <w:pPr>
@@ -2370,13 +1862,8 @@
           <w:rStyle w:val="font-semibold"/>
         </w:rPr>
       </w:pPr>
-      <w:proofErr w:type="gramStart"/>
-      <w:r>
-        <w:t>NOTE :</w:t>
-      </w:r>
-      <w:proofErr w:type="gramEnd"/>
-      <w:r>
-        <w:t xml:space="preserve"> Docker tags and image repository names in </w:t>
+      <w:r>
+        <w:t>NOTE : Docker tags and image repository names in </w:t>
       </w:r>
       <w:r>
         <w:rPr>
@@ -2402,11 +1889,9 @@
     <w:p/>
     <w:p/>
     <w:p>
-      <w:proofErr w:type="spellStart"/>
       <w:r>
         <w:t>Build.yml</w:t>
       </w:r>
-      <w:proofErr w:type="spellEnd"/>
     </w:p>
     <w:p/>
     <w:p>
@@ -2516,7 +2001,6 @@
         </w:rPr>
         <w:t xml:space="preserve">  </w:t>
       </w:r>
-      <w:proofErr w:type="spellStart"/>
       <w:r>
         <w:rPr>
           <w:rFonts w:ascii="Consolas" w:eastAsia="Times New Roman" w:hAnsi="Consolas" w:cs="Times New Roman"/>
@@ -2527,7 +2011,6 @@
         </w:rPr>
         <w:t>workflow_dispatch</w:t>
       </w:r>
-      <w:proofErr w:type="spellEnd"/>
       <w:r>
         <w:rPr>
           <w:rFonts w:ascii="Consolas" w:eastAsia="Times New Roman" w:hAnsi="Consolas" w:cs="Times New Roman"/>
@@ -3244,7 +2727,6 @@
         </w:rPr>
         <w:t xml:space="preserve">: </w:t>
       </w:r>
-      <w:proofErr w:type="spellStart"/>
       <w:r>
         <w:rPr>
           <w:rFonts w:ascii="Consolas" w:eastAsia="Times New Roman" w:hAnsi="Consolas" w:cs="Times New Roman"/>
@@ -3255,7 +2737,6 @@
         </w:rPr>
         <w:t>temurin</w:t>
       </w:r>
-      <w:proofErr w:type="spellEnd"/>
     </w:p>
     <w:p>
       <w:pPr>
@@ -3414,7 +2895,6 @@
         </w:rPr>
         <w:t xml:space="preserve">: </w:t>
       </w:r>
-      <w:proofErr w:type="spellStart"/>
       <w:r>
         <w:rPr>
           <w:rFonts w:ascii="Consolas" w:eastAsia="Times New Roman" w:hAnsi="Consolas" w:cs="Times New Roman"/>
@@ -3423,9 +2903,62 @@
           <w:szCs w:val="16"/>
           <w:lang w:eastAsia="en-IN"/>
         </w:rPr>
-        <w:t>mvn</w:t>
-      </w:r>
-      <w:proofErr w:type="spellEnd"/>
+        <w:t>mvn clean package -DskipTests</w:t>
+      </w:r>
+    </w:p>
+    <w:p>
+      <w:pPr>
+        <w:shd w:val="clear" w:color="auto" w:fill="FFFFFF"/>
+        <w:rPr>
+          <w:rFonts w:ascii="Consolas" w:eastAsia="Times New Roman" w:hAnsi="Consolas" w:cs="Times New Roman"/>
+          <w:color w:val="000000"/>
+          <w:sz w:val="16"/>
+          <w:szCs w:val="16"/>
+          <w:lang w:eastAsia="en-IN"/>
+        </w:rPr>
+      </w:pPr>
+    </w:p>
+    <w:p>
+      <w:pPr>
+        <w:shd w:val="clear" w:color="auto" w:fill="FFFFFF"/>
+        <w:rPr>
+          <w:rFonts w:ascii="Consolas" w:eastAsia="Times New Roman" w:hAnsi="Consolas" w:cs="Times New Roman"/>
+          <w:color w:val="000000"/>
+          <w:sz w:val="16"/>
+          <w:szCs w:val="16"/>
+          <w:lang w:eastAsia="en-IN"/>
+        </w:rPr>
+      </w:pPr>
+      <w:r>
+        <w:rPr>
+          <w:rFonts w:ascii="Consolas" w:eastAsia="Times New Roman" w:hAnsi="Consolas" w:cs="Times New Roman"/>
+          <w:color w:val="000000"/>
+          <w:sz w:val="16"/>
+          <w:szCs w:val="16"/>
+          <w:lang w:eastAsia="en-IN"/>
+        </w:rPr>
+        <w:t xml:space="preserve">      - </w:t>
+      </w:r>
+      <w:r>
+        <w:rPr>
+          <w:rFonts w:ascii="Consolas" w:eastAsia="Times New Roman" w:hAnsi="Consolas" w:cs="Times New Roman"/>
+          <w:color w:val="268BD2"/>
+          <w:sz w:val="16"/>
+          <w:szCs w:val="16"/>
+          <w:lang w:eastAsia="en-IN"/>
+        </w:rPr>
+        <w:t>name</w:t>
+      </w:r>
+      <w:r>
+        <w:rPr>
+          <w:rFonts w:ascii="Consolas" w:eastAsia="Times New Roman" w:hAnsi="Consolas" w:cs="Times New Roman"/>
+          <w:color w:val="000000"/>
+          <w:sz w:val="16"/>
+          <w:szCs w:val="16"/>
+          <w:lang w:eastAsia="en-IN"/>
+        </w:rPr>
+        <w:t xml:space="preserve">: </w:t>
+      </w:r>
       <w:r>
         <w:rPr>
           <w:rFonts w:ascii="Consolas" w:eastAsia="Times New Roman" w:hAnsi="Consolas" w:cs="Times New Roman"/>
@@ -3434,9 +2967,50 @@
           <w:szCs w:val="16"/>
           <w:lang w:eastAsia="en-IN"/>
         </w:rPr>
-        <w:t xml:space="preserve"> clean package -</w:t>
-      </w:r>
-      <w:proofErr w:type="spellStart"/>
+        <w:t>Log in to GitHub Container Registry</w:t>
+      </w:r>
+    </w:p>
+    <w:p>
+      <w:pPr>
+        <w:shd w:val="clear" w:color="auto" w:fill="FFFFFF"/>
+        <w:rPr>
+          <w:rFonts w:ascii="Consolas" w:eastAsia="Times New Roman" w:hAnsi="Consolas" w:cs="Times New Roman"/>
+          <w:color w:val="000000"/>
+          <w:sz w:val="16"/>
+          <w:szCs w:val="16"/>
+          <w:lang w:eastAsia="en-IN"/>
+        </w:rPr>
+      </w:pPr>
+      <w:r>
+        <w:rPr>
+          <w:rFonts w:ascii="Consolas" w:eastAsia="Times New Roman" w:hAnsi="Consolas" w:cs="Times New Roman"/>
+          <w:color w:val="000000"/>
+          <w:sz w:val="16"/>
+          <w:szCs w:val="16"/>
+          <w:lang w:eastAsia="en-IN"/>
+        </w:rPr>
+        <w:t xml:space="preserve">        </w:t>
+      </w:r>
+      <w:r>
+        <w:rPr>
+          <w:rFonts w:ascii="Consolas" w:eastAsia="Times New Roman" w:hAnsi="Consolas" w:cs="Times New Roman"/>
+          <w:color w:val="268BD2"/>
+          <w:sz w:val="16"/>
+          <w:szCs w:val="16"/>
+          <w:lang w:eastAsia="en-IN"/>
+        </w:rPr>
+        <w:t>uses</w:t>
+      </w:r>
+      <w:r>
+        <w:rPr>
+          <w:rFonts w:ascii="Consolas" w:eastAsia="Times New Roman" w:hAnsi="Consolas" w:cs="Times New Roman"/>
+          <w:color w:val="000000"/>
+          <w:sz w:val="16"/>
+          <w:szCs w:val="16"/>
+          <w:lang w:eastAsia="en-IN"/>
+        </w:rPr>
+        <w:t xml:space="preserve">: </w:t>
+      </w:r>
       <w:r>
         <w:rPr>
           <w:rFonts w:ascii="Consolas" w:eastAsia="Times New Roman" w:hAnsi="Consolas" w:cs="Times New Roman"/>
@@ -3445,42 +3019,29 @@
           <w:szCs w:val="16"/>
           <w:lang w:eastAsia="en-IN"/>
         </w:rPr>
-        <w:t>DskipTests</w:t>
-      </w:r>
-      <w:proofErr w:type="spellEnd"/>
-    </w:p>
-    <w:p>
-      <w:pPr>
-        <w:shd w:val="clear" w:color="auto" w:fill="FFFFFF"/>
-        <w:rPr>
-          <w:rFonts w:ascii="Consolas" w:eastAsia="Times New Roman" w:hAnsi="Consolas" w:cs="Times New Roman"/>
-          <w:color w:val="000000"/>
-          <w:sz w:val="16"/>
-          <w:szCs w:val="16"/>
-          <w:lang w:eastAsia="en-IN"/>
-        </w:rPr>
-      </w:pPr>
-    </w:p>
-    <w:p>
-      <w:pPr>
-        <w:shd w:val="clear" w:color="auto" w:fill="FFFFFF"/>
-        <w:rPr>
-          <w:rFonts w:ascii="Consolas" w:eastAsia="Times New Roman" w:hAnsi="Consolas" w:cs="Times New Roman"/>
-          <w:color w:val="000000"/>
-          <w:sz w:val="16"/>
-          <w:szCs w:val="16"/>
-          <w:lang w:eastAsia="en-IN"/>
-        </w:rPr>
-      </w:pPr>
-      <w:r>
-        <w:rPr>
-          <w:rFonts w:ascii="Consolas" w:eastAsia="Times New Roman" w:hAnsi="Consolas" w:cs="Times New Roman"/>
-          <w:color w:val="000000"/>
-          <w:sz w:val="16"/>
-          <w:szCs w:val="16"/>
-          <w:lang w:eastAsia="en-IN"/>
-        </w:rPr>
-        <w:t xml:space="preserve">      - </w:t>
+        <w:t>docker/login-action@v3</w:t>
+      </w:r>
+    </w:p>
+    <w:p>
+      <w:pPr>
+        <w:shd w:val="clear" w:color="auto" w:fill="FFFFFF"/>
+        <w:rPr>
+          <w:rFonts w:ascii="Consolas" w:eastAsia="Times New Roman" w:hAnsi="Consolas" w:cs="Times New Roman"/>
+          <w:color w:val="000000"/>
+          <w:sz w:val="16"/>
+          <w:szCs w:val="16"/>
+          <w:lang w:eastAsia="en-IN"/>
+        </w:rPr>
+      </w:pPr>
+      <w:r>
+        <w:rPr>
+          <w:rFonts w:ascii="Consolas" w:eastAsia="Times New Roman" w:hAnsi="Consolas" w:cs="Times New Roman"/>
+          <w:color w:val="000000"/>
+          <w:sz w:val="16"/>
+          <w:szCs w:val="16"/>
+          <w:lang w:eastAsia="en-IN"/>
+        </w:rPr>
+        <w:t xml:space="preserve">        </w:t>
       </w:r>
       <w:r>
         <w:rPr>
@@ -3490,7 +3051,49 @@
           <w:szCs w:val="16"/>
           <w:lang w:eastAsia="en-IN"/>
         </w:rPr>
-        <w:t>name</w:t>
+        <w:t>with</w:t>
+      </w:r>
+      <w:r>
+        <w:rPr>
+          <w:rFonts w:ascii="Consolas" w:eastAsia="Times New Roman" w:hAnsi="Consolas" w:cs="Times New Roman"/>
+          <w:color w:val="000000"/>
+          <w:sz w:val="16"/>
+          <w:szCs w:val="16"/>
+          <w:lang w:eastAsia="en-IN"/>
+        </w:rPr>
+        <w:t>:</w:t>
+      </w:r>
+    </w:p>
+    <w:p>
+      <w:pPr>
+        <w:shd w:val="clear" w:color="auto" w:fill="FFFFFF"/>
+        <w:rPr>
+          <w:rFonts w:ascii="Consolas" w:eastAsia="Times New Roman" w:hAnsi="Consolas" w:cs="Times New Roman"/>
+          <w:color w:val="000000"/>
+          <w:sz w:val="16"/>
+          <w:szCs w:val="16"/>
+          <w:lang w:eastAsia="en-IN"/>
+        </w:rPr>
+      </w:pPr>
+      <w:r>
+        <w:rPr>
+          <w:rFonts w:ascii="Consolas" w:eastAsia="Times New Roman" w:hAnsi="Consolas" w:cs="Times New Roman"/>
+          <w:color w:val="000000"/>
+          <w:sz w:val="16"/>
+          <w:szCs w:val="16"/>
+          <w:lang w:eastAsia="en-IN"/>
+        </w:rPr>
+        <w:t xml:space="preserve">          </w:t>
+      </w:r>
+      <w:r>
+        <w:rPr>
+          <w:rFonts w:ascii="Consolas" w:eastAsia="Times New Roman" w:hAnsi="Consolas" w:cs="Times New Roman"/>
+          <w:color w:val="268BD2"/>
+          <w:sz w:val="16"/>
+          <w:szCs w:val="16"/>
+          <w:lang w:eastAsia="en-IN"/>
+        </w:rPr>
+        <w:t>registry</w:t>
       </w:r>
       <w:r>
         <w:rPr>
@@ -3510,29 +3113,29 @@
           <w:szCs w:val="16"/>
           <w:lang w:eastAsia="en-IN"/>
         </w:rPr>
-        <w:t>Log in to GitHub Container Registry</w:t>
-      </w:r>
-    </w:p>
-    <w:p>
-      <w:pPr>
-        <w:shd w:val="clear" w:color="auto" w:fill="FFFFFF"/>
-        <w:rPr>
-          <w:rFonts w:ascii="Consolas" w:eastAsia="Times New Roman" w:hAnsi="Consolas" w:cs="Times New Roman"/>
-          <w:color w:val="000000"/>
-          <w:sz w:val="16"/>
-          <w:szCs w:val="16"/>
-          <w:lang w:eastAsia="en-IN"/>
-        </w:rPr>
-      </w:pPr>
-      <w:r>
-        <w:rPr>
-          <w:rFonts w:ascii="Consolas" w:eastAsia="Times New Roman" w:hAnsi="Consolas" w:cs="Times New Roman"/>
-          <w:color w:val="000000"/>
-          <w:sz w:val="16"/>
-          <w:szCs w:val="16"/>
-          <w:lang w:eastAsia="en-IN"/>
-        </w:rPr>
-        <w:t xml:space="preserve">        </w:t>
+        <w:t>ghcr.io</w:t>
+      </w:r>
+    </w:p>
+    <w:p>
+      <w:pPr>
+        <w:shd w:val="clear" w:color="auto" w:fill="FFFFFF"/>
+        <w:rPr>
+          <w:rFonts w:ascii="Consolas" w:eastAsia="Times New Roman" w:hAnsi="Consolas" w:cs="Times New Roman"/>
+          <w:color w:val="000000"/>
+          <w:sz w:val="16"/>
+          <w:szCs w:val="16"/>
+          <w:lang w:eastAsia="en-IN"/>
+        </w:rPr>
+      </w:pPr>
+      <w:r>
+        <w:rPr>
+          <w:rFonts w:ascii="Consolas" w:eastAsia="Times New Roman" w:hAnsi="Consolas" w:cs="Times New Roman"/>
+          <w:color w:val="000000"/>
+          <w:sz w:val="16"/>
+          <w:szCs w:val="16"/>
+          <w:lang w:eastAsia="en-IN"/>
+        </w:rPr>
+        <w:t xml:space="preserve">          </w:t>
       </w:r>
       <w:r>
         <w:rPr>
@@ -3542,7 +3145,7 @@
           <w:szCs w:val="16"/>
           <w:lang w:eastAsia="en-IN"/>
         </w:rPr>
-        <w:t>uses</w:t>
+        <w:t>username</w:t>
       </w:r>
       <w:r>
         <w:rPr>
@@ -3562,29 +3165,29 @@
           <w:szCs w:val="16"/>
           <w:lang w:eastAsia="en-IN"/>
         </w:rPr>
-        <w:t>docker/login-action@v3</w:t>
-      </w:r>
-    </w:p>
-    <w:p>
-      <w:pPr>
-        <w:shd w:val="clear" w:color="auto" w:fill="FFFFFF"/>
-        <w:rPr>
-          <w:rFonts w:ascii="Consolas" w:eastAsia="Times New Roman" w:hAnsi="Consolas" w:cs="Times New Roman"/>
-          <w:color w:val="000000"/>
-          <w:sz w:val="16"/>
-          <w:szCs w:val="16"/>
-          <w:lang w:eastAsia="en-IN"/>
-        </w:rPr>
-      </w:pPr>
-      <w:r>
-        <w:rPr>
-          <w:rFonts w:ascii="Consolas" w:eastAsia="Times New Roman" w:hAnsi="Consolas" w:cs="Times New Roman"/>
-          <w:color w:val="000000"/>
-          <w:sz w:val="16"/>
-          <w:szCs w:val="16"/>
-          <w:lang w:eastAsia="en-IN"/>
-        </w:rPr>
-        <w:t xml:space="preserve">        </w:t>
+        <w:t>${{ github.actor }}</w:t>
+      </w:r>
+    </w:p>
+    <w:p>
+      <w:pPr>
+        <w:shd w:val="clear" w:color="auto" w:fill="FFFFFF"/>
+        <w:rPr>
+          <w:rFonts w:ascii="Consolas" w:eastAsia="Times New Roman" w:hAnsi="Consolas" w:cs="Times New Roman"/>
+          <w:color w:val="000000"/>
+          <w:sz w:val="16"/>
+          <w:szCs w:val="16"/>
+          <w:lang w:eastAsia="en-IN"/>
+        </w:rPr>
+      </w:pPr>
+      <w:r>
+        <w:rPr>
+          <w:rFonts w:ascii="Consolas" w:eastAsia="Times New Roman" w:hAnsi="Consolas" w:cs="Times New Roman"/>
+          <w:color w:val="000000"/>
+          <w:sz w:val="16"/>
+          <w:szCs w:val="16"/>
+          <w:lang w:eastAsia="en-IN"/>
+        </w:rPr>
+        <w:t xml:space="preserve">          </w:t>
       </w:r>
       <w:r>
         <w:rPr>
@@ -3594,49 +3197,7 @@
           <w:szCs w:val="16"/>
           <w:lang w:eastAsia="en-IN"/>
         </w:rPr>
-        <w:t>with</w:t>
-      </w:r>
-      <w:r>
-        <w:rPr>
-          <w:rFonts w:ascii="Consolas" w:eastAsia="Times New Roman" w:hAnsi="Consolas" w:cs="Times New Roman"/>
-          <w:color w:val="000000"/>
-          <w:sz w:val="16"/>
-          <w:szCs w:val="16"/>
-          <w:lang w:eastAsia="en-IN"/>
-        </w:rPr>
-        <w:t>:</w:t>
-      </w:r>
-    </w:p>
-    <w:p>
-      <w:pPr>
-        <w:shd w:val="clear" w:color="auto" w:fill="FFFFFF"/>
-        <w:rPr>
-          <w:rFonts w:ascii="Consolas" w:eastAsia="Times New Roman" w:hAnsi="Consolas" w:cs="Times New Roman"/>
-          <w:color w:val="000000"/>
-          <w:sz w:val="16"/>
-          <w:szCs w:val="16"/>
-          <w:lang w:eastAsia="en-IN"/>
-        </w:rPr>
-      </w:pPr>
-      <w:r>
-        <w:rPr>
-          <w:rFonts w:ascii="Consolas" w:eastAsia="Times New Roman" w:hAnsi="Consolas" w:cs="Times New Roman"/>
-          <w:color w:val="000000"/>
-          <w:sz w:val="16"/>
-          <w:szCs w:val="16"/>
-          <w:lang w:eastAsia="en-IN"/>
-        </w:rPr>
-        <w:t xml:space="preserve">          </w:t>
-      </w:r>
-      <w:r>
-        <w:rPr>
-          <w:rFonts w:ascii="Consolas" w:eastAsia="Times New Roman" w:hAnsi="Consolas" w:cs="Times New Roman"/>
-          <w:color w:val="268BD2"/>
-          <w:sz w:val="16"/>
-          <w:szCs w:val="16"/>
-          <w:lang w:eastAsia="en-IN"/>
-        </w:rPr>
-        <w:t>registry</w:t>
+        <w:t>password</w:t>
       </w:r>
       <w:r>
         <w:rPr>
@@ -3656,199 +3217,7 @@
           <w:szCs w:val="16"/>
           <w:lang w:eastAsia="en-IN"/>
         </w:rPr>
-        <w:t>ghcr.io</w:t>
-      </w:r>
-    </w:p>
-    <w:p>
-      <w:pPr>
-        <w:shd w:val="clear" w:color="auto" w:fill="FFFFFF"/>
-        <w:rPr>
-          <w:rFonts w:ascii="Consolas" w:eastAsia="Times New Roman" w:hAnsi="Consolas" w:cs="Times New Roman"/>
-          <w:color w:val="000000"/>
-          <w:sz w:val="16"/>
-          <w:szCs w:val="16"/>
-          <w:lang w:eastAsia="en-IN"/>
-        </w:rPr>
-      </w:pPr>
-      <w:r>
-        <w:rPr>
-          <w:rFonts w:ascii="Consolas" w:eastAsia="Times New Roman" w:hAnsi="Consolas" w:cs="Times New Roman"/>
-          <w:color w:val="000000"/>
-          <w:sz w:val="16"/>
-          <w:szCs w:val="16"/>
-          <w:lang w:eastAsia="en-IN"/>
-        </w:rPr>
-        <w:t xml:space="preserve">          </w:t>
-      </w:r>
-      <w:r>
-        <w:rPr>
-          <w:rFonts w:ascii="Consolas" w:eastAsia="Times New Roman" w:hAnsi="Consolas" w:cs="Times New Roman"/>
-          <w:color w:val="268BD2"/>
-          <w:sz w:val="16"/>
-          <w:szCs w:val="16"/>
-          <w:lang w:eastAsia="en-IN"/>
-        </w:rPr>
-        <w:t>username</w:t>
-      </w:r>
-      <w:r>
-        <w:rPr>
-          <w:rFonts w:ascii="Consolas" w:eastAsia="Times New Roman" w:hAnsi="Consolas" w:cs="Times New Roman"/>
-          <w:color w:val="000000"/>
-          <w:sz w:val="16"/>
-          <w:szCs w:val="16"/>
-          <w:lang w:eastAsia="en-IN"/>
-        </w:rPr>
-        <w:t xml:space="preserve">: </w:t>
-      </w:r>
-      <w:r>
-        <w:rPr>
-          <w:rFonts w:ascii="Consolas" w:eastAsia="Times New Roman" w:hAnsi="Consolas" w:cs="Times New Roman"/>
-          <w:color w:val="2AA198"/>
-          <w:sz w:val="16"/>
-          <w:szCs w:val="16"/>
-          <w:lang w:eastAsia="en-IN"/>
-        </w:rPr>
-        <w:t>$</w:t>
-      </w:r>
-      <w:proofErr w:type="gramStart"/>
-      <w:r>
-        <w:rPr>
-          <w:rFonts w:ascii="Consolas" w:eastAsia="Times New Roman" w:hAnsi="Consolas" w:cs="Times New Roman"/>
-          <w:color w:val="2AA198"/>
-          <w:sz w:val="16"/>
-          <w:szCs w:val="16"/>
-          <w:lang w:eastAsia="en-IN"/>
-        </w:rPr>
-        <w:t xml:space="preserve">{{ </w:t>
-      </w:r>
-      <w:proofErr w:type="spellStart"/>
-      <w:r>
-        <w:rPr>
-          <w:rFonts w:ascii="Consolas" w:eastAsia="Times New Roman" w:hAnsi="Consolas" w:cs="Times New Roman"/>
-          <w:color w:val="2AA198"/>
-          <w:sz w:val="16"/>
-          <w:szCs w:val="16"/>
-          <w:lang w:eastAsia="en-IN"/>
-        </w:rPr>
-        <w:t>github</w:t>
-      </w:r>
-      <w:proofErr w:type="gramEnd"/>
-      <w:r>
-        <w:rPr>
-          <w:rFonts w:ascii="Consolas" w:eastAsia="Times New Roman" w:hAnsi="Consolas" w:cs="Times New Roman"/>
-          <w:color w:val="2AA198"/>
-          <w:sz w:val="16"/>
-          <w:szCs w:val="16"/>
-          <w:lang w:eastAsia="en-IN"/>
-        </w:rPr>
-        <w:t>.actor</w:t>
-      </w:r>
-      <w:proofErr w:type="spellEnd"/>
-      <w:r>
-        <w:rPr>
-          <w:rFonts w:ascii="Consolas" w:eastAsia="Times New Roman" w:hAnsi="Consolas" w:cs="Times New Roman"/>
-          <w:color w:val="2AA198"/>
-          <w:sz w:val="16"/>
-          <w:szCs w:val="16"/>
-          <w:lang w:eastAsia="en-IN"/>
-        </w:rPr>
-        <w:t xml:space="preserve"> }}</w:t>
-      </w:r>
-    </w:p>
-    <w:p>
-      <w:pPr>
-        <w:shd w:val="clear" w:color="auto" w:fill="FFFFFF"/>
-        <w:rPr>
-          <w:rFonts w:ascii="Consolas" w:eastAsia="Times New Roman" w:hAnsi="Consolas" w:cs="Times New Roman"/>
-          <w:color w:val="000000"/>
-          <w:sz w:val="16"/>
-          <w:szCs w:val="16"/>
-          <w:lang w:eastAsia="en-IN"/>
-        </w:rPr>
-      </w:pPr>
-      <w:r>
-        <w:rPr>
-          <w:rFonts w:ascii="Consolas" w:eastAsia="Times New Roman" w:hAnsi="Consolas" w:cs="Times New Roman"/>
-          <w:color w:val="000000"/>
-          <w:sz w:val="16"/>
-          <w:szCs w:val="16"/>
-          <w:lang w:eastAsia="en-IN"/>
-        </w:rPr>
-        <w:t xml:space="preserve">          </w:t>
-      </w:r>
-      <w:r>
-        <w:rPr>
-          <w:rFonts w:ascii="Consolas" w:eastAsia="Times New Roman" w:hAnsi="Consolas" w:cs="Times New Roman"/>
-          <w:color w:val="268BD2"/>
-          <w:sz w:val="16"/>
-          <w:szCs w:val="16"/>
-          <w:lang w:eastAsia="en-IN"/>
-        </w:rPr>
-        <w:t>password</w:t>
-      </w:r>
-      <w:r>
-        <w:rPr>
-          <w:rFonts w:ascii="Consolas" w:eastAsia="Times New Roman" w:hAnsi="Consolas" w:cs="Times New Roman"/>
-          <w:color w:val="000000"/>
-          <w:sz w:val="16"/>
-          <w:szCs w:val="16"/>
-          <w:lang w:eastAsia="en-IN"/>
-        </w:rPr>
-        <w:t xml:space="preserve">: </w:t>
-      </w:r>
-      <w:r>
-        <w:rPr>
-          <w:rFonts w:ascii="Consolas" w:eastAsia="Times New Roman" w:hAnsi="Consolas" w:cs="Times New Roman"/>
-          <w:color w:val="2AA198"/>
-          <w:sz w:val="16"/>
-          <w:szCs w:val="16"/>
-          <w:lang w:eastAsia="en-IN"/>
-        </w:rPr>
-        <w:t>$</w:t>
-      </w:r>
-      <w:proofErr w:type="gramStart"/>
-      <w:r>
-        <w:rPr>
-          <w:rFonts w:ascii="Consolas" w:eastAsia="Times New Roman" w:hAnsi="Consolas" w:cs="Times New Roman"/>
-          <w:color w:val="2AA198"/>
-          <w:sz w:val="16"/>
-          <w:szCs w:val="16"/>
-          <w:lang w:eastAsia="en-IN"/>
-        </w:rPr>
-        <w:t xml:space="preserve">{{ </w:t>
-      </w:r>
-      <w:proofErr w:type="spellStart"/>
-      <w:r>
-        <w:rPr>
-          <w:rFonts w:ascii="Consolas" w:eastAsia="Times New Roman" w:hAnsi="Consolas" w:cs="Times New Roman"/>
-          <w:color w:val="2AA198"/>
-          <w:sz w:val="16"/>
-          <w:szCs w:val="16"/>
-          <w:lang w:eastAsia="en-IN"/>
-        </w:rPr>
-        <w:t>secrets</w:t>
-      </w:r>
-      <w:proofErr w:type="gramEnd"/>
-      <w:r>
-        <w:rPr>
-          <w:rFonts w:ascii="Consolas" w:eastAsia="Times New Roman" w:hAnsi="Consolas" w:cs="Times New Roman"/>
-          <w:color w:val="2AA198"/>
-          <w:sz w:val="16"/>
-          <w:szCs w:val="16"/>
-          <w:lang w:eastAsia="en-IN"/>
-        </w:rPr>
-        <w:t>.GITHUB_TOKEN</w:t>
-      </w:r>
-      <w:proofErr w:type="spellEnd"/>
-      <w:r>
-        <w:rPr>
-          <w:rFonts w:ascii="Consolas" w:eastAsia="Times New Roman" w:hAnsi="Consolas" w:cs="Times New Roman"/>
-          <w:color w:val="2AA198"/>
-          <w:sz w:val="16"/>
-          <w:szCs w:val="16"/>
-          <w:lang w:eastAsia="en-IN"/>
-        </w:rPr>
-        <w:t xml:space="preserve"> }}</w:t>
+        <w:t>${{ secrets.GITHUB_TOKEN }}</w:t>
       </w:r>
     </w:p>
     <w:p>
@@ -3996,411 +3365,321 @@
           <w:szCs w:val="12"/>
           <w:lang w:eastAsia="en-IN"/>
         </w:rPr>
-        <w:t>echo "IMAGE_TAG=ghcr.io/$</w:t>
-      </w:r>
-      <w:proofErr w:type="gramStart"/>
+        <w:t>echo "IMAGE_TAG=ghcr.io/${{ github.repository_owner }}/itp-jan2026-springboot:latest" &gt;&gt; $GITHUB_ENV</w:t>
+      </w:r>
+    </w:p>
+    <w:p>
+      <w:pPr>
+        <w:shd w:val="clear" w:color="auto" w:fill="FFFFFF"/>
+        <w:rPr>
+          <w:rFonts w:ascii="Consolas" w:eastAsia="Times New Roman" w:hAnsi="Consolas" w:cs="Times New Roman"/>
+          <w:color w:val="000000"/>
+          <w:sz w:val="16"/>
+          <w:szCs w:val="16"/>
+          <w:lang w:eastAsia="en-IN"/>
+        </w:rPr>
+      </w:pPr>
+    </w:p>
+    <w:p>
+      <w:pPr>
+        <w:shd w:val="clear" w:color="auto" w:fill="FFFFFF"/>
+        <w:rPr>
+          <w:rFonts w:ascii="Consolas" w:eastAsia="Times New Roman" w:hAnsi="Consolas" w:cs="Times New Roman"/>
+          <w:color w:val="000000"/>
+          <w:sz w:val="16"/>
+          <w:szCs w:val="16"/>
+          <w:lang w:eastAsia="en-IN"/>
+        </w:rPr>
+      </w:pPr>
+      <w:r>
+        <w:rPr>
+          <w:rFonts w:ascii="Consolas" w:eastAsia="Times New Roman" w:hAnsi="Consolas" w:cs="Times New Roman"/>
+          <w:color w:val="000000"/>
+          <w:sz w:val="16"/>
+          <w:szCs w:val="16"/>
+          <w:lang w:eastAsia="en-IN"/>
+        </w:rPr>
+        <w:t xml:space="preserve">      - </w:t>
+      </w:r>
+      <w:r>
+        <w:rPr>
+          <w:rFonts w:ascii="Consolas" w:eastAsia="Times New Roman" w:hAnsi="Consolas" w:cs="Times New Roman"/>
+          <w:color w:val="268BD2"/>
+          <w:sz w:val="16"/>
+          <w:szCs w:val="16"/>
+          <w:lang w:eastAsia="en-IN"/>
+        </w:rPr>
+        <w:t>name</w:t>
+      </w:r>
+      <w:r>
+        <w:rPr>
+          <w:rFonts w:ascii="Consolas" w:eastAsia="Times New Roman" w:hAnsi="Consolas" w:cs="Times New Roman"/>
+          <w:color w:val="000000"/>
+          <w:sz w:val="16"/>
+          <w:szCs w:val="16"/>
+          <w:lang w:eastAsia="en-IN"/>
+        </w:rPr>
+        <w:t xml:space="preserve">: </w:t>
+      </w:r>
       <w:r>
         <w:rPr>
           <w:rFonts w:ascii="Consolas" w:eastAsia="Times New Roman" w:hAnsi="Consolas" w:cs="Times New Roman"/>
           <w:color w:val="2AA198"/>
-          <w:sz w:val="12"/>
-          <w:szCs w:val="12"/>
-          <w:lang w:eastAsia="en-IN"/>
-        </w:rPr>
-        <w:t xml:space="preserve">{{ </w:t>
-      </w:r>
-      <w:proofErr w:type="spellStart"/>
+          <w:sz w:val="16"/>
+          <w:szCs w:val="16"/>
+          <w:lang w:eastAsia="en-IN"/>
+        </w:rPr>
+        <w:t>Build and push Docker image</w:t>
+      </w:r>
+    </w:p>
+    <w:p>
+      <w:pPr>
+        <w:shd w:val="clear" w:color="auto" w:fill="FFFFFF"/>
+        <w:rPr>
+          <w:rFonts w:ascii="Consolas" w:eastAsia="Times New Roman" w:hAnsi="Consolas" w:cs="Times New Roman"/>
+          <w:color w:val="000000"/>
+          <w:sz w:val="16"/>
+          <w:szCs w:val="16"/>
+          <w:lang w:eastAsia="en-IN"/>
+        </w:rPr>
+      </w:pPr>
+      <w:r>
+        <w:rPr>
+          <w:rFonts w:ascii="Consolas" w:eastAsia="Times New Roman" w:hAnsi="Consolas" w:cs="Times New Roman"/>
+          <w:color w:val="000000"/>
+          <w:sz w:val="16"/>
+          <w:szCs w:val="16"/>
+          <w:lang w:eastAsia="en-IN"/>
+        </w:rPr>
+        <w:t xml:space="preserve">        </w:t>
+      </w:r>
+      <w:r>
+        <w:rPr>
+          <w:rFonts w:ascii="Consolas" w:eastAsia="Times New Roman" w:hAnsi="Consolas" w:cs="Times New Roman"/>
+          <w:color w:val="268BD2"/>
+          <w:sz w:val="16"/>
+          <w:szCs w:val="16"/>
+          <w:lang w:eastAsia="en-IN"/>
+        </w:rPr>
+        <w:t>uses</w:t>
+      </w:r>
+      <w:r>
+        <w:rPr>
+          <w:rFonts w:ascii="Consolas" w:eastAsia="Times New Roman" w:hAnsi="Consolas" w:cs="Times New Roman"/>
+          <w:color w:val="000000"/>
+          <w:sz w:val="16"/>
+          <w:szCs w:val="16"/>
+          <w:lang w:eastAsia="en-IN"/>
+        </w:rPr>
+        <w:t xml:space="preserve">: </w:t>
+      </w:r>
       <w:r>
         <w:rPr>
           <w:rFonts w:ascii="Consolas" w:eastAsia="Times New Roman" w:hAnsi="Consolas" w:cs="Times New Roman"/>
           <w:color w:val="2AA198"/>
-          <w:sz w:val="12"/>
-          <w:szCs w:val="12"/>
-          <w:lang w:eastAsia="en-IN"/>
-        </w:rPr>
-        <w:t>github</w:t>
-      </w:r>
-      <w:proofErr w:type="gramEnd"/>
+          <w:sz w:val="16"/>
+          <w:szCs w:val="16"/>
+          <w:lang w:eastAsia="en-IN"/>
+        </w:rPr>
+        <w:t>docker/build-push-action@v6</w:t>
+      </w:r>
+    </w:p>
+    <w:p>
+      <w:pPr>
+        <w:shd w:val="clear" w:color="auto" w:fill="FFFFFF"/>
+        <w:rPr>
+          <w:rFonts w:ascii="Consolas" w:eastAsia="Times New Roman" w:hAnsi="Consolas" w:cs="Times New Roman"/>
+          <w:color w:val="000000"/>
+          <w:sz w:val="16"/>
+          <w:szCs w:val="16"/>
+          <w:lang w:eastAsia="en-IN"/>
+        </w:rPr>
+      </w:pPr>
+      <w:r>
+        <w:rPr>
+          <w:rFonts w:ascii="Consolas" w:eastAsia="Times New Roman" w:hAnsi="Consolas" w:cs="Times New Roman"/>
+          <w:color w:val="000000"/>
+          <w:sz w:val="16"/>
+          <w:szCs w:val="16"/>
+          <w:lang w:eastAsia="en-IN"/>
+        </w:rPr>
+        <w:t xml:space="preserve">        </w:t>
+      </w:r>
+      <w:r>
+        <w:rPr>
+          <w:rFonts w:ascii="Consolas" w:eastAsia="Times New Roman" w:hAnsi="Consolas" w:cs="Times New Roman"/>
+          <w:color w:val="268BD2"/>
+          <w:sz w:val="16"/>
+          <w:szCs w:val="16"/>
+          <w:lang w:eastAsia="en-IN"/>
+        </w:rPr>
+        <w:t>with</w:t>
+      </w:r>
+      <w:r>
+        <w:rPr>
+          <w:rFonts w:ascii="Consolas" w:eastAsia="Times New Roman" w:hAnsi="Consolas" w:cs="Times New Roman"/>
+          <w:color w:val="000000"/>
+          <w:sz w:val="16"/>
+          <w:szCs w:val="16"/>
+          <w:lang w:eastAsia="en-IN"/>
+        </w:rPr>
+        <w:t>:</w:t>
+      </w:r>
+    </w:p>
+    <w:p>
+      <w:pPr>
+        <w:shd w:val="clear" w:color="auto" w:fill="FFFFFF"/>
+        <w:rPr>
+          <w:rFonts w:ascii="Consolas" w:eastAsia="Times New Roman" w:hAnsi="Consolas" w:cs="Times New Roman"/>
+          <w:color w:val="000000"/>
+          <w:sz w:val="16"/>
+          <w:szCs w:val="16"/>
+          <w:lang w:eastAsia="en-IN"/>
+        </w:rPr>
+      </w:pPr>
+      <w:r>
+        <w:rPr>
+          <w:rFonts w:ascii="Consolas" w:eastAsia="Times New Roman" w:hAnsi="Consolas" w:cs="Times New Roman"/>
+          <w:color w:val="000000"/>
+          <w:sz w:val="16"/>
+          <w:szCs w:val="16"/>
+          <w:lang w:eastAsia="en-IN"/>
+        </w:rPr>
+        <w:t xml:space="preserve">          </w:t>
+      </w:r>
+      <w:r>
+        <w:rPr>
+          <w:rFonts w:ascii="Consolas" w:eastAsia="Times New Roman" w:hAnsi="Consolas" w:cs="Times New Roman"/>
+          <w:color w:val="268BD2"/>
+          <w:sz w:val="16"/>
+          <w:szCs w:val="16"/>
+          <w:lang w:eastAsia="en-IN"/>
+        </w:rPr>
+        <w:t>context</w:t>
+      </w:r>
+      <w:r>
+        <w:rPr>
+          <w:rFonts w:ascii="Consolas" w:eastAsia="Times New Roman" w:hAnsi="Consolas" w:cs="Times New Roman"/>
+          <w:color w:val="000000"/>
+          <w:sz w:val="16"/>
+          <w:szCs w:val="16"/>
+          <w:lang w:eastAsia="en-IN"/>
+        </w:rPr>
+        <w:t xml:space="preserve">: </w:t>
+      </w:r>
+      <w:r>
+        <w:rPr>
+          <w:rFonts w:ascii="Consolas" w:eastAsia="Times New Roman" w:hAnsi="Consolas" w:cs="Times New Roman"/>
+          <w:color w:val="D33682"/>
+          <w:sz w:val="16"/>
+          <w:szCs w:val="16"/>
+          <w:lang w:eastAsia="en-IN"/>
+        </w:rPr>
+        <w:t>.</w:t>
+      </w:r>
+    </w:p>
+    <w:p>
+      <w:pPr>
+        <w:shd w:val="clear" w:color="auto" w:fill="FFFFFF"/>
+        <w:rPr>
+          <w:rFonts w:ascii="Consolas" w:eastAsia="Times New Roman" w:hAnsi="Consolas" w:cs="Times New Roman"/>
+          <w:color w:val="000000"/>
+          <w:sz w:val="16"/>
+          <w:szCs w:val="16"/>
+          <w:lang w:eastAsia="en-IN"/>
+        </w:rPr>
+      </w:pPr>
+      <w:r>
+        <w:rPr>
+          <w:rFonts w:ascii="Consolas" w:eastAsia="Times New Roman" w:hAnsi="Consolas" w:cs="Times New Roman"/>
+          <w:color w:val="000000"/>
+          <w:sz w:val="16"/>
+          <w:szCs w:val="16"/>
+          <w:lang w:eastAsia="en-IN"/>
+        </w:rPr>
+        <w:t xml:space="preserve">          </w:t>
+      </w:r>
+      <w:r>
+        <w:rPr>
+          <w:rFonts w:ascii="Consolas" w:eastAsia="Times New Roman" w:hAnsi="Consolas" w:cs="Times New Roman"/>
+          <w:color w:val="268BD2"/>
+          <w:sz w:val="16"/>
+          <w:szCs w:val="16"/>
+          <w:lang w:eastAsia="en-IN"/>
+        </w:rPr>
+        <w:t>push</w:t>
+      </w:r>
+      <w:r>
+        <w:rPr>
+          <w:rFonts w:ascii="Consolas" w:eastAsia="Times New Roman" w:hAnsi="Consolas" w:cs="Times New Roman"/>
+          <w:color w:val="000000"/>
+          <w:sz w:val="16"/>
+          <w:szCs w:val="16"/>
+          <w:lang w:eastAsia="en-IN"/>
+        </w:rPr>
+        <w:t xml:space="preserve">: </w:t>
+      </w:r>
+      <w:r>
+        <w:rPr>
+          <w:rFonts w:ascii="Consolas" w:eastAsia="Times New Roman" w:hAnsi="Consolas" w:cs="Times New Roman"/>
+          <w:color w:val="B58900"/>
+          <w:sz w:val="16"/>
+          <w:szCs w:val="16"/>
+          <w:lang w:eastAsia="en-IN"/>
+        </w:rPr>
+        <w:t>true</w:t>
+      </w:r>
+    </w:p>
+    <w:p>
+      <w:pPr>
+        <w:shd w:val="clear" w:color="auto" w:fill="FFFFFF"/>
+        <w:rPr>
+          <w:rFonts w:ascii="Consolas" w:eastAsia="Times New Roman" w:hAnsi="Consolas" w:cs="Times New Roman"/>
+          <w:color w:val="000000"/>
+          <w:sz w:val="16"/>
+          <w:szCs w:val="16"/>
+          <w:lang w:eastAsia="en-IN"/>
+        </w:rPr>
+      </w:pPr>
+      <w:r>
+        <w:rPr>
+          <w:rFonts w:ascii="Consolas" w:eastAsia="Times New Roman" w:hAnsi="Consolas" w:cs="Times New Roman"/>
+          <w:color w:val="000000"/>
+          <w:sz w:val="16"/>
+          <w:szCs w:val="16"/>
+          <w:lang w:eastAsia="en-IN"/>
+        </w:rPr>
+        <w:t xml:space="preserve">          </w:t>
+      </w:r>
+      <w:r>
+        <w:rPr>
+          <w:rFonts w:ascii="Consolas" w:eastAsia="Times New Roman" w:hAnsi="Consolas" w:cs="Times New Roman"/>
+          <w:color w:val="268BD2"/>
+          <w:sz w:val="16"/>
+          <w:szCs w:val="16"/>
+          <w:lang w:eastAsia="en-IN"/>
+        </w:rPr>
+        <w:t>tags</w:t>
+      </w:r>
+      <w:r>
+        <w:rPr>
+          <w:rFonts w:ascii="Consolas" w:eastAsia="Times New Roman" w:hAnsi="Consolas" w:cs="Times New Roman"/>
+          <w:color w:val="000000"/>
+          <w:sz w:val="16"/>
+          <w:szCs w:val="16"/>
+          <w:lang w:eastAsia="en-IN"/>
+        </w:rPr>
+        <w:t xml:space="preserve">: </w:t>
+      </w:r>
       <w:r>
         <w:rPr>
           <w:rFonts w:ascii="Consolas" w:eastAsia="Times New Roman" w:hAnsi="Consolas" w:cs="Times New Roman"/>
           <w:color w:val="2AA198"/>
-          <w:sz w:val="12"/>
-          <w:szCs w:val="12"/>
-          <w:lang w:eastAsia="en-IN"/>
-        </w:rPr>
-        <w:t>.repository_owner</w:t>
-      </w:r>
-      <w:proofErr w:type="spellEnd"/>
-      <w:r>
-        <w:rPr>
-          <w:rFonts w:ascii="Consolas" w:eastAsia="Times New Roman" w:hAnsi="Consolas" w:cs="Times New Roman"/>
-          <w:color w:val="2AA198"/>
-          <w:sz w:val="12"/>
-          <w:szCs w:val="12"/>
-          <w:lang w:eastAsia="en-IN"/>
-        </w:rPr>
-        <w:t xml:space="preserve"> }}/itp-jan2026-springboot:latest" &gt;&gt; $GITHUB_ENV</w:t>
-      </w:r>
-    </w:p>
-    <w:p>
-      <w:pPr>
-        <w:shd w:val="clear" w:color="auto" w:fill="FFFFFF"/>
-        <w:rPr>
-          <w:rFonts w:ascii="Consolas" w:eastAsia="Times New Roman" w:hAnsi="Consolas" w:cs="Times New Roman"/>
-          <w:color w:val="000000"/>
-          <w:sz w:val="16"/>
-          <w:szCs w:val="16"/>
-          <w:lang w:eastAsia="en-IN"/>
-        </w:rPr>
-      </w:pPr>
-    </w:p>
-    <w:p>
-      <w:pPr>
-        <w:shd w:val="clear" w:color="auto" w:fill="FFFFFF"/>
-        <w:rPr>
-          <w:rFonts w:ascii="Consolas" w:eastAsia="Times New Roman" w:hAnsi="Consolas" w:cs="Times New Roman"/>
-          <w:color w:val="000000"/>
-          <w:sz w:val="16"/>
-          <w:szCs w:val="16"/>
-          <w:lang w:eastAsia="en-IN"/>
-        </w:rPr>
-      </w:pPr>
-      <w:r>
-        <w:rPr>
-          <w:rFonts w:ascii="Consolas" w:eastAsia="Times New Roman" w:hAnsi="Consolas" w:cs="Times New Roman"/>
-          <w:color w:val="000000"/>
-          <w:sz w:val="16"/>
-          <w:szCs w:val="16"/>
-          <w:lang w:eastAsia="en-IN"/>
-        </w:rPr>
-        <w:t xml:space="preserve">      - </w:t>
-      </w:r>
-      <w:r>
-        <w:rPr>
-          <w:rFonts w:ascii="Consolas" w:eastAsia="Times New Roman" w:hAnsi="Consolas" w:cs="Times New Roman"/>
-          <w:color w:val="268BD2"/>
-          <w:sz w:val="16"/>
-          <w:szCs w:val="16"/>
-          <w:lang w:eastAsia="en-IN"/>
-        </w:rPr>
-        <w:t>name</w:t>
-      </w:r>
-      <w:r>
-        <w:rPr>
-          <w:rFonts w:ascii="Consolas" w:eastAsia="Times New Roman" w:hAnsi="Consolas" w:cs="Times New Roman"/>
-          <w:color w:val="000000"/>
-          <w:sz w:val="16"/>
-          <w:szCs w:val="16"/>
-          <w:lang w:eastAsia="en-IN"/>
-        </w:rPr>
-        <w:t xml:space="preserve">: </w:t>
-      </w:r>
-      <w:r>
-        <w:rPr>
-          <w:rFonts w:ascii="Consolas" w:eastAsia="Times New Roman" w:hAnsi="Consolas" w:cs="Times New Roman"/>
-          <w:color w:val="2AA198"/>
-          <w:sz w:val="16"/>
-          <w:szCs w:val="16"/>
-          <w:lang w:eastAsia="en-IN"/>
-        </w:rPr>
-        <w:t>Build and push Docker image</w:t>
-      </w:r>
-    </w:p>
-    <w:p>
-      <w:pPr>
-        <w:shd w:val="clear" w:color="auto" w:fill="FFFFFF"/>
-        <w:rPr>
-          <w:rFonts w:ascii="Consolas" w:eastAsia="Times New Roman" w:hAnsi="Consolas" w:cs="Times New Roman"/>
-          <w:color w:val="000000"/>
-          <w:sz w:val="16"/>
-          <w:szCs w:val="16"/>
-          <w:lang w:eastAsia="en-IN"/>
-        </w:rPr>
-      </w:pPr>
-      <w:r>
-        <w:rPr>
-          <w:rFonts w:ascii="Consolas" w:eastAsia="Times New Roman" w:hAnsi="Consolas" w:cs="Times New Roman"/>
-          <w:color w:val="000000"/>
-          <w:sz w:val="16"/>
-          <w:szCs w:val="16"/>
-          <w:lang w:eastAsia="en-IN"/>
-        </w:rPr>
-        <w:t xml:space="preserve">        </w:t>
-      </w:r>
-      <w:r>
-        <w:rPr>
-          <w:rFonts w:ascii="Consolas" w:eastAsia="Times New Roman" w:hAnsi="Consolas" w:cs="Times New Roman"/>
-          <w:color w:val="268BD2"/>
-          <w:sz w:val="16"/>
-          <w:szCs w:val="16"/>
-          <w:lang w:eastAsia="en-IN"/>
-        </w:rPr>
-        <w:t>uses</w:t>
-      </w:r>
-      <w:r>
-        <w:rPr>
-          <w:rFonts w:ascii="Consolas" w:eastAsia="Times New Roman" w:hAnsi="Consolas" w:cs="Times New Roman"/>
-          <w:color w:val="000000"/>
-          <w:sz w:val="16"/>
-          <w:szCs w:val="16"/>
-          <w:lang w:eastAsia="en-IN"/>
-        </w:rPr>
-        <w:t xml:space="preserve">: </w:t>
-      </w:r>
-      <w:r>
-        <w:rPr>
-          <w:rFonts w:ascii="Consolas" w:eastAsia="Times New Roman" w:hAnsi="Consolas" w:cs="Times New Roman"/>
-          <w:color w:val="2AA198"/>
-          <w:sz w:val="16"/>
-          <w:szCs w:val="16"/>
-          <w:lang w:eastAsia="en-IN"/>
-        </w:rPr>
-        <w:t>docker/build-push-action@v6</w:t>
-      </w:r>
-    </w:p>
-    <w:p>
-      <w:pPr>
-        <w:shd w:val="clear" w:color="auto" w:fill="FFFFFF"/>
-        <w:rPr>
-          <w:rFonts w:ascii="Consolas" w:eastAsia="Times New Roman" w:hAnsi="Consolas" w:cs="Times New Roman"/>
-          <w:color w:val="000000"/>
-          <w:sz w:val="16"/>
-          <w:szCs w:val="16"/>
-          <w:lang w:eastAsia="en-IN"/>
-        </w:rPr>
-      </w:pPr>
-      <w:r>
-        <w:rPr>
-          <w:rFonts w:ascii="Consolas" w:eastAsia="Times New Roman" w:hAnsi="Consolas" w:cs="Times New Roman"/>
-          <w:color w:val="000000"/>
-          <w:sz w:val="16"/>
-          <w:szCs w:val="16"/>
-          <w:lang w:eastAsia="en-IN"/>
-        </w:rPr>
-        <w:t xml:space="preserve">        </w:t>
-      </w:r>
-      <w:r>
-        <w:rPr>
-          <w:rFonts w:ascii="Consolas" w:eastAsia="Times New Roman" w:hAnsi="Consolas" w:cs="Times New Roman"/>
-          <w:color w:val="268BD2"/>
-          <w:sz w:val="16"/>
-          <w:szCs w:val="16"/>
-          <w:lang w:eastAsia="en-IN"/>
-        </w:rPr>
-        <w:t>with</w:t>
-      </w:r>
-      <w:r>
-        <w:rPr>
-          <w:rFonts w:ascii="Consolas" w:eastAsia="Times New Roman" w:hAnsi="Consolas" w:cs="Times New Roman"/>
-          <w:color w:val="000000"/>
-          <w:sz w:val="16"/>
-          <w:szCs w:val="16"/>
-          <w:lang w:eastAsia="en-IN"/>
-        </w:rPr>
-        <w:t>:</w:t>
-      </w:r>
-    </w:p>
-    <w:p>
-      <w:pPr>
-        <w:shd w:val="clear" w:color="auto" w:fill="FFFFFF"/>
-        <w:rPr>
-          <w:rFonts w:ascii="Consolas" w:eastAsia="Times New Roman" w:hAnsi="Consolas" w:cs="Times New Roman"/>
-          <w:color w:val="000000"/>
-          <w:sz w:val="16"/>
-          <w:szCs w:val="16"/>
-          <w:lang w:eastAsia="en-IN"/>
-        </w:rPr>
-      </w:pPr>
-      <w:r>
-        <w:rPr>
-          <w:rFonts w:ascii="Consolas" w:eastAsia="Times New Roman" w:hAnsi="Consolas" w:cs="Times New Roman"/>
-          <w:color w:val="000000"/>
-          <w:sz w:val="16"/>
-          <w:szCs w:val="16"/>
-          <w:lang w:eastAsia="en-IN"/>
-        </w:rPr>
-        <w:t xml:space="preserve">          </w:t>
-      </w:r>
-      <w:r>
-        <w:rPr>
-          <w:rFonts w:ascii="Consolas" w:eastAsia="Times New Roman" w:hAnsi="Consolas" w:cs="Times New Roman"/>
-          <w:color w:val="268BD2"/>
-          <w:sz w:val="16"/>
-          <w:szCs w:val="16"/>
-          <w:lang w:eastAsia="en-IN"/>
-        </w:rPr>
-        <w:t>context</w:t>
-      </w:r>
-      <w:proofErr w:type="gramStart"/>
-      <w:r>
-        <w:rPr>
-          <w:rFonts w:ascii="Consolas" w:eastAsia="Times New Roman" w:hAnsi="Consolas" w:cs="Times New Roman"/>
-          <w:color w:val="000000"/>
-          <w:sz w:val="16"/>
-          <w:szCs w:val="16"/>
-          <w:lang w:eastAsia="en-IN"/>
-        </w:rPr>
-        <w:t xml:space="preserve">: </w:t>
-      </w:r>
-      <w:r>
-        <w:rPr>
-          <w:rFonts w:ascii="Consolas" w:eastAsia="Times New Roman" w:hAnsi="Consolas" w:cs="Times New Roman"/>
-          <w:color w:val="D33682"/>
-          <w:sz w:val="16"/>
-          <w:szCs w:val="16"/>
-          <w:lang w:eastAsia="en-IN"/>
-        </w:rPr>
-        <w:t>.</w:t>
-      </w:r>
-      <w:proofErr w:type="gramEnd"/>
-    </w:p>
-    <w:p>
-      <w:pPr>
-        <w:shd w:val="clear" w:color="auto" w:fill="FFFFFF"/>
-        <w:rPr>
-          <w:rFonts w:ascii="Consolas" w:eastAsia="Times New Roman" w:hAnsi="Consolas" w:cs="Times New Roman"/>
-          <w:color w:val="000000"/>
-          <w:sz w:val="16"/>
-          <w:szCs w:val="16"/>
-          <w:lang w:eastAsia="en-IN"/>
-        </w:rPr>
-      </w:pPr>
-      <w:r>
-        <w:rPr>
-          <w:rFonts w:ascii="Consolas" w:eastAsia="Times New Roman" w:hAnsi="Consolas" w:cs="Times New Roman"/>
-          <w:color w:val="000000"/>
-          <w:sz w:val="16"/>
-          <w:szCs w:val="16"/>
-          <w:lang w:eastAsia="en-IN"/>
-        </w:rPr>
-        <w:t xml:space="preserve">          </w:t>
-      </w:r>
-      <w:r>
-        <w:rPr>
-          <w:rFonts w:ascii="Consolas" w:eastAsia="Times New Roman" w:hAnsi="Consolas" w:cs="Times New Roman"/>
-          <w:color w:val="268BD2"/>
-          <w:sz w:val="16"/>
-          <w:szCs w:val="16"/>
-          <w:lang w:eastAsia="en-IN"/>
-        </w:rPr>
-        <w:t>push</w:t>
-      </w:r>
-      <w:r>
-        <w:rPr>
-          <w:rFonts w:ascii="Consolas" w:eastAsia="Times New Roman" w:hAnsi="Consolas" w:cs="Times New Roman"/>
-          <w:color w:val="000000"/>
-          <w:sz w:val="16"/>
-          <w:szCs w:val="16"/>
-          <w:lang w:eastAsia="en-IN"/>
-        </w:rPr>
-        <w:t xml:space="preserve">: </w:t>
-      </w:r>
-      <w:r>
-        <w:rPr>
-          <w:rFonts w:ascii="Consolas" w:eastAsia="Times New Roman" w:hAnsi="Consolas" w:cs="Times New Roman"/>
-          <w:color w:val="B58900"/>
-          <w:sz w:val="16"/>
-          <w:szCs w:val="16"/>
-          <w:lang w:eastAsia="en-IN"/>
-        </w:rPr>
-        <w:t>true</w:t>
-      </w:r>
-    </w:p>
-    <w:p>
-      <w:pPr>
-        <w:shd w:val="clear" w:color="auto" w:fill="FFFFFF"/>
-        <w:rPr>
-          <w:rFonts w:ascii="Consolas" w:eastAsia="Times New Roman" w:hAnsi="Consolas" w:cs="Times New Roman"/>
-          <w:color w:val="000000"/>
-          <w:sz w:val="16"/>
-          <w:szCs w:val="16"/>
-          <w:lang w:eastAsia="en-IN"/>
-        </w:rPr>
-      </w:pPr>
-      <w:r>
-        <w:rPr>
-          <w:rFonts w:ascii="Consolas" w:eastAsia="Times New Roman" w:hAnsi="Consolas" w:cs="Times New Roman"/>
-          <w:color w:val="000000"/>
-          <w:sz w:val="16"/>
-          <w:szCs w:val="16"/>
-          <w:lang w:eastAsia="en-IN"/>
-        </w:rPr>
-        <w:t xml:space="preserve">          </w:t>
-      </w:r>
-      <w:r>
-        <w:rPr>
-          <w:rFonts w:ascii="Consolas" w:eastAsia="Times New Roman" w:hAnsi="Consolas" w:cs="Times New Roman"/>
-          <w:color w:val="268BD2"/>
-          <w:sz w:val="16"/>
-          <w:szCs w:val="16"/>
-          <w:lang w:eastAsia="en-IN"/>
-        </w:rPr>
-        <w:t>tags</w:t>
-      </w:r>
-      <w:r>
-        <w:rPr>
-          <w:rFonts w:ascii="Consolas" w:eastAsia="Times New Roman" w:hAnsi="Consolas" w:cs="Times New Roman"/>
-          <w:color w:val="000000"/>
-          <w:sz w:val="16"/>
-          <w:szCs w:val="16"/>
-          <w:lang w:eastAsia="en-IN"/>
-        </w:rPr>
-        <w:t xml:space="preserve">: </w:t>
-      </w:r>
-      <w:r>
-        <w:rPr>
-          <w:rFonts w:ascii="Consolas" w:eastAsia="Times New Roman" w:hAnsi="Consolas" w:cs="Times New Roman"/>
-          <w:color w:val="2AA198"/>
-          <w:sz w:val="16"/>
-          <w:szCs w:val="16"/>
-          <w:lang w:eastAsia="en-IN"/>
-        </w:rPr>
-        <w:t>$</w:t>
-      </w:r>
-      <w:proofErr w:type="gramStart"/>
-      <w:r>
-        <w:rPr>
-          <w:rFonts w:ascii="Consolas" w:eastAsia="Times New Roman" w:hAnsi="Consolas" w:cs="Times New Roman"/>
-          <w:color w:val="2AA198"/>
-          <w:sz w:val="16"/>
-          <w:szCs w:val="16"/>
-          <w:lang w:eastAsia="en-IN"/>
-        </w:rPr>
-        <w:t xml:space="preserve">{{ </w:t>
-      </w:r>
-      <w:proofErr w:type="spellStart"/>
-      <w:r>
-        <w:rPr>
-          <w:rFonts w:ascii="Consolas" w:eastAsia="Times New Roman" w:hAnsi="Consolas" w:cs="Times New Roman"/>
-          <w:color w:val="2AA198"/>
-          <w:sz w:val="16"/>
-          <w:szCs w:val="16"/>
-          <w:lang w:eastAsia="en-IN"/>
-        </w:rPr>
-        <w:t>env</w:t>
-      </w:r>
-      <w:proofErr w:type="gramEnd"/>
-      <w:r>
-        <w:rPr>
-          <w:rFonts w:ascii="Consolas" w:eastAsia="Times New Roman" w:hAnsi="Consolas" w:cs="Times New Roman"/>
-          <w:color w:val="2AA198"/>
-          <w:sz w:val="16"/>
-          <w:szCs w:val="16"/>
-          <w:lang w:eastAsia="en-IN"/>
-        </w:rPr>
-        <w:t>.IMAGE_TAG</w:t>
-      </w:r>
-      <w:proofErr w:type="spellEnd"/>
-      <w:r>
-        <w:rPr>
-          <w:rFonts w:ascii="Consolas" w:eastAsia="Times New Roman" w:hAnsi="Consolas" w:cs="Times New Roman"/>
-          <w:color w:val="2AA198"/>
-          <w:sz w:val="16"/>
-          <w:szCs w:val="16"/>
-          <w:lang w:eastAsia="en-IN"/>
-        </w:rPr>
-        <w:t xml:space="preserve"> }}</w:t>
+          <w:sz w:val="16"/>
+          <w:szCs w:val="16"/>
+          <w:lang w:eastAsia="en-IN"/>
+        </w:rPr>
+        <w:t>${{ env.IMAGE_TAG }}</w:t>
       </w:r>
     </w:p>
     <w:p/>
@@ -4425,33 +3704,8 @@
           <w:rStyle w:val="HTMLCode"/>
           <w:rFonts w:eastAsiaTheme="minorHAnsi"/>
         </w:rPr>
-        <w:t>ghcr.io/</w:t>
-      </w:r>
-      <w:proofErr w:type="spellStart"/>
-      <w:r>
-        <w:rPr>
-          <w:rStyle w:val="HTMLCode"/>
-          <w:rFonts w:eastAsiaTheme="minorHAnsi"/>
-        </w:rPr>
-        <w:t>uysolanki</w:t>
-      </w:r>
-      <w:proofErr w:type="spellEnd"/>
-      <w:r>
-        <w:rPr>
-          <w:rStyle w:val="HTMLCode"/>
-          <w:rFonts w:eastAsiaTheme="minorHAnsi"/>
-        </w:rPr>
-        <w:t>/itp-jan2026-</w:t>
-      </w:r>
-      <w:proofErr w:type="gramStart"/>
-      <w:r>
-        <w:rPr>
-          <w:rStyle w:val="HTMLCode"/>
-          <w:rFonts w:eastAsiaTheme="minorHAnsi"/>
-        </w:rPr>
-        <w:t>springboot:latest</w:t>
-      </w:r>
-      <w:proofErr w:type="gramEnd"/>
+        <w:t>ghcr.io/uysolanki/itp-jan2026-springboot:latest</w:t>
+      </w:r>
       <w:r>
         <w:t>).</w:t>
       </w:r>
@@ -4461,13 +3715,8 @@
     <w:p/>
     <w:p/>
     <w:p>
-      <w:proofErr w:type="gramStart"/>
-      <w:r>
-        <w:t>Step :</w:t>
-      </w:r>
-      <w:proofErr w:type="gramEnd"/>
-      <w:r>
-        <w:t xml:space="preserve">   Make your Docker Package Public on GitHub (So Render can pull it)</w:t>
+      <w:r>
+        <w:t>Step :   Make your Docker Package Public on GitHub (So Render can pull it)</w:t>
       </w:r>
     </w:p>
     <w:p/>
@@ -4830,42 +4079,8 @@
           <w:szCs w:val="18"/>
           <w:lang w:eastAsia="en-IN"/>
         </w:rPr>
-        <w:t>ghcr.io/</w:t>
-      </w:r>
-      <w:proofErr w:type="spellStart"/>
-      <w:r>
-        <w:rPr>
-          <w:rFonts w:ascii="Consolas" w:eastAsia="Times New Roman" w:hAnsi="Consolas" w:cs="Segoe UI"/>
-          <w:color w:val="141414"/>
-          <w:sz w:val="18"/>
-          <w:szCs w:val="18"/>
-          <w:lang w:eastAsia="en-IN"/>
-        </w:rPr>
-        <w:t>uysolanki</w:t>
-      </w:r>
-      <w:proofErr w:type="spellEnd"/>
-      <w:r>
-        <w:rPr>
-          <w:rFonts w:ascii="Consolas" w:eastAsia="Times New Roman" w:hAnsi="Consolas" w:cs="Segoe UI"/>
-          <w:color w:val="141414"/>
-          <w:sz w:val="18"/>
-          <w:szCs w:val="18"/>
-          <w:lang w:eastAsia="en-IN"/>
-        </w:rPr>
-        <w:t>/itp-jan2026-</w:t>
-      </w:r>
-      <w:proofErr w:type="gramStart"/>
-      <w:r>
-        <w:rPr>
-          <w:rFonts w:ascii="Consolas" w:eastAsia="Times New Roman" w:hAnsi="Consolas" w:cs="Segoe UI"/>
-          <w:color w:val="141414"/>
-          <w:sz w:val="18"/>
-          <w:szCs w:val="18"/>
-          <w:lang w:eastAsia="en-IN"/>
-        </w:rPr>
-        <w:t>springboot:latest</w:t>
-      </w:r>
-      <w:proofErr w:type="gramEnd"/>
+        <w:t>ghcr.io/uysolanki/itp-jan2026-springboot:latest</w:t>
+      </w:r>
     </w:p>
     <w:p>
       <w:pPr>
@@ -5002,33 +4217,7 @@
           <w:szCs w:val="23"/>
           <w:lang w:eastAsia="en-IN"/>
         </w:rPr>
-        <w:t xml:space="preserve">(to match your </w:t>
-      </w:r>
-      <w:proofErr w:type="spellStart"/>
-      <w:r>
-        <w:rPr>
-          <w:rFonts w:ascii="Segoe UI" w:eastAsia="Times New Roman" w:hAnsi="Segoe UI" w:cs="Segoe UI"/>
-          <w:i/>
-          <w:iCs/>
-          <w:color w:val="141414"/>
-          <w:sz w:val="23"/>
-          <w:szCs w:val="23"/>
-          <w:lang w:eastAsia="en-IN"/>
-        </w:rPr>
-        <w:t>Supabase</w:t>
-      </w:r>
-      <w:proofErr w:type="spellEnd"/>
-      <w:r>
-        <w:rPr>
-          <w:rFonts w:ascii="Segoe UI" w:eastAsia="Times New Roman" w:hAnsi="Segoe UI" w:cs="Segoe UI"/>
-          <w:i/>
-          <w:iCs/>
-          <w:color w:val="141414"/>
-          <w:sz w:val="23"/>
-          <w:szCs w:val="23"/>
-          <w:lang w:eastAsia="en-IN"/>
-        </w:rPr>
-        <w:t xml:space="preserve"> DB region for low latency)</w:t>
+        <w:t>(to match your Supabase DB region for low latency)</w:t>
       </w:r>
     </w:p>
     <w:p>
@@ -5292,7 +4481,6 @@
                 <w:lang w:eastAsia="en-IN"/>
               </w:rPr>
             </w:pPr>
-            <w:proofErr w:type="gramStart"/>
             <w:r>
               <w:rPr>
                 <w:rFonts w:ascii="Consolas" w:eastAsia="Times New Roman" w:hAnsi="Consolas" w:cs="Courier New"/>
@@ -5301,7 +4489,6 @@
               </w:rPr>
               <w:t>jdbc:postgresql://aws-0-ap-southeast-1.pooler.supabase.com:5432/postgres?sslmode=require</w:t>
             </w:r>
-            <w:proofErr w:type="gramEnd"/>
           </w:p>
         </w:tc>
       </w:tr>
@@ -5356,8 +4543,6 @@
                 <w:lang w:eastAsia="en-IN"/>
               </w:rPr>
             </w:pPr>
-            <w:proofErr w:type="spellStart"/>
-            <w:proofErr w:type="gramStart"/>
             <w:r>
               <w:rPr>
                 <w:rFonts w:ascii="Consolas" w:eastAsia="Times New Roman" w:hAnsi="Consolas" w:cs="Courier New"/>
@@ -5366,8 +4551,6 @@
               </w:rPr>
               <w:t>postgres.ylvamnubisxnkydxkxzk</w:t>
             </w:r>
-            <w:proofErr w:type="spellEnd"/>
-            <w:proofErr w:type="gramEnd"/>
           </w:p>
         </w:tc>
       </w:tr>
@@ -5431,31 +4614,7 @@
                 <w:szCs w:val="24"/>
                 <w:lang w:eastAsia="en-IN"/>
               </w:rPr>
-              <w:t xml:space="preserve">(Your </w:t>
-            </w:r>
-            <w:proofErr w:type="spellStart"/>
-            <w:r>
-              <w:rPr>
-                <w:rFonts w:ascii="Times New Roman" w:eastAsia="Times New Roman" w:hAnsi="Times New Roman" w:cs="Times New Roman"/>
-                <w:i/>
-                <w:iCs/>
-                <w:sz w:val="24"/>
-                <w:szCs w:val="24"/>
-                <w:lang w:eastAsia="en-IN"/>
-              </w:rPr>
-              <w:t>Supabase</w:t>
-            </w:r>
-            <w:proofErr w:type="spellEnd"/>
-            <w:r>
-              <w:rPr>
-                <w:rFonts w:ascii="Times New Roman" w:eastAsia="Times New Roman" w:hAnsi="Times New Roman" w:cs="Times New Roman"/>
-                <w:i/>
-                <w:iCs/>
-                <w:sz w:val="24"/>
-                <w:szCs w:val="24"/>
-                <w:lang w:eastAsia="en-IN"/>
-              </w:rPr>
-              <w:t xml:space="preserve"> Database Password)</w:t>
+              <w:t>(Your Supabase Database Password)</w:t>
             </w:r>
           </w:p>
         </w:tc>
@@ -5645,31 +4804,7 @@
                 <w:szCs w:val="24"/>
                 <w:lang w:eastAsia="en-IN"/>
               </w:rPr>
-              <w:t xml:space="preserve">(Your </w:t>
-            </w:r>
-            <w:proofErr w:type="spellStart"/>
-            <w:r>
-              <w:rPr>
-                <w:rFonts w:ascii="Times New Roman" w:eastAsia="Times New Roman" w:hAnsi="Times New Roman" w:cs="Times New Roman"/>
-                <w:i/>
-                <w:iCs/>
-                <w:sz w:val="24"/>
-                <w:szCs w:val="24"/>
-                <w:lang w:eastAsia="en-IN"/>
-              </w:rPr>
-              <w:t>Supabase</w:t>
-            </w:r>
-            <w:proofErr w:type="spellEnd"/>
-            <w:r>
-              <w:rPr>
-                <w:rFonts w:ascii="Times New Roman" w:eastAsia="Times New Roman" w:hAnsi="Times New Roman" w:cs="Times New Roman"/>
-                <w:i/>
-                <w:iCs/>
-                <w:sz w:val="24"/>
-                <w:szCs w:val="24"/>
-                <w:lang w:eastAsia="en-IN"/>
-              </w:rPr>
-              <w:t xml:space="preserve"> Secret Key)</w:t>
+              <w:t>(Your Supabase Secret Key)</w:t>
             </w:r>
           </w:p>
         </w:tc>
@@ -6134,7 +5269,6 @@
       <w:r>
         <w:t xml:space="preserve">SPRING_DATASOURCE_URL = </w:t>
       </w:r>
-      <w:proofErr w:type="gramStart"/>
       <w:r>
         <w:rPr>
           <w:sz w:val="12"/>
@@ -6142,47 +5276,21 @@
         </w:rPr>
         <w:t>jdbc:postgresql://aws-0-ap-southeast-1.pooler.supabase.com:5432/postgres?sslmode=require</w:t>
       </w:r>
-      <w:proofErr w:type="gramEnd"/>
-    </w:p>
-    <w:p>
-      <w:r>
-        <w:t xml:space="preserve">SPRING_DATASOURCE_USERNAME = </w:t>
-      </w:r>
-      <w:proofErr w:type="spellStart"/>
-      <w:proofErr w:type="gramStart"/>
-      <w:r>
-        <w:t>postgres.ylvamnubisxnkydxkxzk</w:t>
-      </w:r>
-      <w:proofErr w:type="spellEnd"/>
-      <w:proofErr w:type="gramEnd"/>
-    </w:p>
-    <w:p>
-      <w:r>
-        <w:t>SPRING_DATASOURCE_PASSWORD = &lt;Your-</w:t>
-      </w:r>
-      <w:proofErr w:type="spellStart"/>
-      <w:r>
-        <w:t>Supabase</w:t>
-      </w:r>
-      <w:proofErr w:type="spellEnd"/>
-      <w:r>
-        <w:t>-DB-Password&gt;</w:t>
-      </w:r>
-    </w:p>
-    <w:p>
-      <w:r>
-        <w:t xml:space="preserve">SPRING_DATASOURCE_DRIVER_CLASS_NAME = </w:t>
-      </w:r>
-      <w:proofErr w:type="spellStart"/>
-      <w:proofErr w:type="gramStart"/>
-      <w:r>
-        <w:t>org.postgresql</w:t>
-      </w:r>
-      <w:proofErr w:type="gramEnd"/>
-      <w:r>
-        <w:t>.Driver</w:t>
-      </w:r>
-      <w:proofErr w:type="spellEnd"/>
+    </w:p>
+    <w:p>
+      <w:r>
+        <w:t>SPRING_DATASOURCE_USERNAME = postgres.ylvamnubisxnkydxkxzk</w:t>
+      </w:r>
+    </w:p>
+    <w:p>
+      <w:r>
+        <w:t>SPRING_DATASOURCE_PASSWORD = &lt;Your-Supabase-DB-Password&gt;</w:t>
+      </w:r>
+    </w:p>
+    <w:p>
+      <w:r>
+        <w:t>SPRING_DATASOURCE_DRIVER_CLASS_NAME = org.postgresql.Driver</w:t>
+      </w:r>
     </w:p>
     <w:p>
       <w:r>
@@ -6196,15 +5304,7 @@
     </w:p>
     <w:p>
       <w:r>
-        <w:t>SUPABASE_SECRET_KEY = &lt;Your-</w:t>
-      </w:r>
-      <w:proofErr w:type="spellStart"/>
-      <w:r>
-        <w:t>Supabase</w:t>
-      </w:r>
-      <w:proofErr w:type="spellEnd"/>
-      <w:r>
-        <w:t>-Secret-Key&gt;</w:t>
+        <w:t>SUPABASE_SECRET_KEY = &lt;Your-Supabase-Secret-Key&gt;</w:t>
       </w:r>
     </w:p>
     <w:p>
@@ -6461,14 +5561,12 @@
       <w:r>
         <w:t> Hosted on </w:t>
       </w:r>
-      <w:proofErr w:type="spellStart"/>
       <w:r>
         <w:rPr>
           <w:rStyle w:val="font-semibold"/>
         </w:rPr>
         <w:t>Supabase</w:t>
       </w:r>
-      <w:proofErr w:type="spellEnd"/>
       <w:r>
         <w:t> (PostgreSQL) using the IPv4 Session Pooler.</w:t>
       </w:r>
@@ -6534,6 +5632,83 @@
       </w:r>
       <w:r>
         <w:t>.</w:t>
+      </w:r>
+    </w:p>
+    <w:p>
+      <w:pPr>
+        <w:pStyle w:val="ui-markdownlist-item"/>
+      </w:pPr>
+    </w:p>
+    <w:p>
+      <w:pPr>
+        <w:pStyle w:val="ui-markdownlist-item"/>
+      </w:pPr>
+    </w:p>
+    <w:p>
+      <w:pPr>
+        <w:pStyle w:val="ui-markdownlist-item"/>
+      </w:pPr>
+      <w:r>
+        <w:lastRenderedPageBreak/>
+        <w:t>Render url will be visible in the logs</w:t>
+      </w:r>
+    </w:p>
+    <w:p>
+      <w:pPr>
+        <w:pStyle w:val="ui-markdownlist-item"/>
+      </w:pPr>
+      <w:r>
+        <w:rPr>
+          <w:noProof/>
+        </w:rPr>
+        <w:drawing>
+          <wp:inline distT="0" distB="0" distL="0" distR="0" wp14:anchorId="38E4E204" wp14:editId="0A43E2F1">
+            <wp:extent cx="5730875" cy="1964690"/>
+            <wp:effectExtent l="0" t="0" r="3175" b="0"/>
+            <wp:docPr id="9" name="Picture 9"/>
+            <wp:cNvGraphicFramePr>
+              <a:graphicFrameLocks xmlns:a="http://schemas.openxmlformats.org/drawingml/2006/main" noChangeAspect="1"/>
+            </wp:cNvGraphicFramePr>
+            <a:graphic xmlns:a="http://schemas.openxmlformats.org/drawingml/2006/main">
+              <a:graphicData uri="http://schemas.openxmlformats.org/drawingml/2006/picture">
+                <pic:pic xmlns:pic="http://schemas.openxmlformats.org/drawingml/2006/picture">
+                  <pic:nvPicPr>
+                    <pic:cNvPr id="0" name="Picture 3"/>
+                    <pic:cNvPicPr>
+                      <a:picLocks noChangeAspect="1" noChangeArrowheads="1"/>
+                    </pic:cNvPicPr>
+                  </pic:nvPicPr>
+                  <pic:blipFill>
+                    <a:blip r:embed="rId15">
+                      <a:extLst>
+                        <a:ext uri="{28A0092B-C50C-407E-A947-70E740481C1C}">
+                          <a14:useLocalDpi xmlns:a14="http://schemas.microsoft.com/office/drawing/2010/main" val="0"/>
+                        </a:ext>
+                      </a:extLst>
+                    </a:blip>
+                    <a:srcRect/>
+                    <a:stretch>
+                      <a:fillRect/>
+                    </a:stretch>
+                  </pic:blipFill>
+                  <pic:spPr bwMode="auto">
+                    <a:xfrm>
+                      <a:off x="0" y="0"/>
+                      <a:ext cx="5730875" cy="1964690"/>
+                    </a:xfrm>
+                    <a:prstGeom prst="rect">
+                      <a:avLst/>
+                    </a:prstGeom>
+                    <a:noFill/>
+                    <a:ln>
+                      <a:noFill/>
+                    </a:ln>
+                  </pic:spPr>
+                </pic:pic>
+              </a:graphicData>
+            </a:graphic>
+          </wp:inline>
+        </w:drawing>
       </w:r>
     </w:p>
     <w:p/>
